--- a/SB/Spring/Spring_10PM_2026.docx
+++ b/SB/Spring/Spring_10PM_2026.docx
@@ -6,30 +6,14 @@
       <w:pPr>
         <w:spacing w:after="0" w:line="240" w:lineRule="auto"/>
       </w:pPr>
-      <w:r>
-        <w:fldChar w:fldCharType="begin"/>
-      </w:r>
-      <w:r>
-        <w:instrText>HYPERLINK "</w:instrText>
-      </w:r>
-      <w:r>
-        <w:instrText>https://www.tutorialspoint.com/spring/index.htm</w:instrText>
-      </w:r>
-      <w:r>
-        <w:instrText>"</w:instrText>
-      </w:r>
-      <w:r>
-        <w:fldChar w:fldCharType="separate"/>
-      </w:r>
-      <w:r>
-        <w:rPr>
-          <w:rStyle w:val="Hyperlink"/>
-        </w:rPr>
-        <w:t>https://www.tutorialspoint.com/spring/index.htm</w:t>
-      </w:r>
-      <w:r>
-        <w:fldChar w:fldCharType="end"/>
-      </w:r>
+      <w:hyperlink r:id="rId5" w:history="1">
+        <w:r>
+          <w:rPr>
+            <w:rStyle w:val="Hyperlink"/>
+          </w:rPr>
+          <w:t>https://www.tutorialspoint.com/spring/index.htm</w:t>
+        </w:r>
+      </w:hyperlink>
       <w:r>
         <w:t xml:space="preserve"> </w:t>
       </w:r>
@@ -38,7 +22,7 @@
       <w:pPr>
         <w:spacing w:after="0" w:line="240" w:lineRule="auto"/>
       </w:pPr>
-      <w:hyperlink r:id="rId5" w:history="1">
+      <w:hyperlink r:id="rId6" w:history="1">
         <w:r>
           <w:rPr>
             <w:rStyle w:val="Hyperlink"/>
@@ -54,7 +38,7 @@
       <w:pPr>
         <w:spacing w:after="0" w:line="240" w:lineRule="auto"/>
       </w:pPr>
-      <w:hyperlink r:id="rId6" w:history="1">
+      <w:hyperlink r:id="rId7" w:history="1">
         <w:r>
           <w:rPr>
             <w:rStyle w:val="Hyperlink"/>
@@ -112,15 +96,7 @@
         <w:spacing w:after="0" w:line="240" w:lineRule="auto"/>
       </w:pPr>
       <w:r>
-        <w:t xml:space="preserve">Spring framework is an </w:t>
-      </w:r>
-      <w:proofErr w:type="gramStart"/>
-      <w:r>
-        <w:t>open source</w:t>
-      </w:r>
-      <w:proofErr w:type="gramEnd"/>
-      <w:r>
-        <w:t xml:space="preserve"> Java platform that provides comprehensive infrastructure support for developing robust Java applications very easily and very rapidly. Spring framework was initially written by Rod Johnson and was first released under the Apache 2.0 license in June 2003.</w:t>
+        <w:t>Spring framework is an open source Java platform that provides comprehensive infrastructure support for developing robust Java applications very easily and very rapidly. Spring framework was initially written by Rod Johnson and was first released under the Apache 2.0 license in June 2003.</w:t>
       </w:r>
     </w:p>
     <w:p>
@@ -278,15 +254,7 @@
         <w:spacing w:after="0" w:line="240" w:lineRule="auto"/>
       </w:pPr>
       <w:r>
-        <w:t xml:space="preserve">Instead of we are creating the object, Spring container creates the object and we use that </w:t>
-      </w:r>
-      <w:proofErr w:type="gramStart"/>
-      <w:r>
-        <w:t>object.-</w:t>
-      </w:r>
-      <w:proofErr w:type="gramEnd"/>
-      <w:r>
-        <w:t xml:space="preserve"> IOC.</w:t>
+        <w:t>Instead of we are creating the object, Spring container creates the object and we use that object.- IOC.</w:t>
       </w:r>
     </w:p>
     <w:p>
@@ -333,7 +301,7 @@
                     </pic:cNvPicPr>
                   </pic:nvPicPr>
                   <pic:blipFill>
-                    <a:blip r:embed="rId7">
+                    <a:blip r:embed="rId8">
                       <a:extLst>
                         <a:ext uri="{28A0092B-C50C-407E-A947-70E740481C1C}">
                           <a14:useLocalDpi xmlns:a14="http://schemas.microsoft.com/office/drawing/2010/main" val="0"/>
@@ -447,15 +415,7 @@
         <w:t>Bean</w:t>
       </w:r>
       <w:r>
-        <w:t xml:space="preserve"> module provides </w:t>
-      </w:r>
-      <w:proofErr w:type="spellStart"/>
-      <w:r>
-        <w:t>BeanFactory</w:t>
-      </w:r>
-      <w:proofErr w:type="spellEnd"/>
-      <w:r>
-        <w:t>, which is a sophisticated implementation of the factory pattern.</w:t>
+        <w:t> module provides BeanFactory, which is a sophisticated implementation of the factory pattern.</w:t>
       </w:r>
     </w:p>
     <w:p>
@@ -477,15 +437,7 @@
         <w:t>Context</w:t>
       </w:r>
       <w:r>
-        <w:t xml:space="preserve"> module builds on the solid base provided by the Core and Beans modules and it is a medium to access any objects defined and configured. The </w:t>
-      </w:r>
-      <w:proofErr w:type="spellStart"/>
-      <w:r>
-        <w:t>ApplicationContext</w:t>
-      </w:r>
-      <w:proofErr w:type="spellEnd"/>
-      <w:r>
-        <w:t xml:space="preserve"> interface is the focal point of the Context module.</w:t>
+        <w:t> module builds on the solid base provided by the Core and Beans modules and it is a medium to access any objects defined and configured. The ApplicationContext interface is the focal point of the Context module.</w:t>
       </w:r>
     </w:p>
     <w:p>
@@ -499,7 +451,6 @@
       <w:r>
         <w:t>The </w:t>
       </w:r>
-      <w:proofErr w:type="spellStart"/>
       <w:r>
         <w:rPr>
           <w:b/>
@@ -507,7 +458,6 @@
         </w:rPr>
         <w:t>SpEL</w:t>
       </w:r>
-      <w:proofErr w:type="spellEnd"/>
       <w:r>
         <w:t> module provides a powerful expression language for querying and manipulating an object graph at runtime.</w:t>
       </w:r>
@@ -578,15 +528,7 @@
         <w:t>ORM</w:t>
       </w:r>
       <w:r>
-        <w:t xml:space="preserve"> module provides integration layers for popular object-relational mapping APIs, including JPA, JDO, Hibernate, and </w:t>
-      </w:r>
-      <w:proofErr w:type="spellStart"/>
-      <w:r>
-        <w:t>iBatis</w:t>
-      </w:r>
-      <w:proofErr w:type="spellEnd"/>
-      <w:r>
-        <w:t>.</w:t>
+        <w:t> module provides integration layers for popular object-relational mapping APIs, including JPA, JDO, Hibernate, and iBatis.</w:t>
       </w:r>
     </w:p>
     <w:p>
@@ -608,31 +550,7 @@
         <w:t>OXM</w:t>
       </w:r>
       <w:r>
-        <w:t xml:space="preserve"> module provides an abstraction layer that supports Object/XML mapping implementations for JAXB, Castor, </w:t>
-      </w:r>
-      <w:proofErr w:type="spellStart"/>
-      <w:r>
-        <w:t>XMLBeans</w:t>
-      </w:r>
-      <w:proofErr w:type="spellEnd"/>
-      <w:r>
-        <w:t xml:space="preserve">, </w:t>
-      </w:r>
-      <w:proofErr w:type="spellStart"/>
-      <w:r>
-        <w:t>JiBX</w:t>
-      </w:r>
-      <w:proofErr w:type="spellEnd"/>
-      <w:r>
-        <w:t xml:space="preserve"> and </w:t>
-      </w:r>
-      <w:proofErr w:type="spellStart"/>
-      <w:r>
-        <w:t>XStream</w:t>
-      </w:r>
-      <w:proofErr w:type="spellEnd"/>
-      <w:r>
-        <w:t>.</w:t>
+        <w:t> module provides an abstraction layer that supports Object/XML mapping implementations for JAXB, Castor, XMLBeans, JiBX and XStream.</w:t>
       </w:r>
     </w:p>
     <w:p>
@@ -986,21 +904,8 @@
                 <w:sz w:val="16"/>
                 <w:szCs w:val="16"/>
               </w:rPr>
-              <w:t xml:space="preserve">Gradle </w:t>
-            </w:r>
-            <w:proofErr w:type="spellStart"/>
-            <w:proofErr w:type="gramStart"/>
-            <w:r>
-              <w:rPr>
-                <w:b/>
-                <w:bCs/>
-                <w:sz w:val="16"/>
-                <w:szCs w:val="16"/>
-              </w:rPr>
-              <w:t>build.gradle</w:t>
-            </w:r>
-            <w:proofErr w:type="spellEnd"/>
-            <w:proofErr w:type="gramEnd"/>
+              <w:t>Gradle build.gradle</w:t>
+            </w:r>
           </w:p>
         </w:tc>
         <w:tc>
@@ -1060,86 +965,22 @@
                 <w:sz w:val="16"/>
                 <w:szCs w:val="16"/>
               </w:rPr>
-              <w:t>&lt;</w:t>
-            </w:r>
-            <w:proofErr w:type="spellStart"/>
-            <w:r>
-              <w:rPr>
-                <w:sz w:val="16"/>
-                <w:szCs w:val="16"/>
-              </w:rPr>
-              <w:t>groupId</w:t>
-            </w:r>
-            <w:proofErr w:type="spellEnd"/>
-            <w:r>
-              <w:rPr>
-                <w:sz w:val="16"/>
-                <w:szCs w:val="16"/>
-              </w:rPr>
-              <w:t>&gt;</w:t>
-            </w:r>
-            <w:proofErr w:type="spellStart"/>
-            <w:r>
-              <w:rPr>
-                <w:sz w:val="16"/>
-                <w:szCs w:val="16"/>
-              </w:rPr>
-              <w:t>org.springframework</w:t>
-            </w:r>
-            <w:proofErr w:type="spellEnd"/>
-            <w:r>
-              <w:rPr>
-                <w:sz w:val="16"/>
-                <w:szCs w:val="16"/>
-              </w:rPr>
-              <w:t>&lt;/</w:t>
-            </w:r>
-            <w:proofErr w:type="spellStart"/>
-            <w:r>
-              <w:rPr>
-                <w:sz w:val="16"/>
-                <w:szCs w:val="16"/>
-              </w:rPr>
-              <w:t>groupId</w:t>
-            </w:r>
-            <w:proofErr w:type="spellEnd"/>
-            <w:r>
-              <w:rPr>
-                <w:sz w:val="16"/>
-                <w:szCs w:val="16"/>
-              </w:rPr>
-              <w:t>&gt;</w:t>
-            </w:r>
-          </w:p>
-          <w:p>
-            <w:pPr>
-              <w:rPr>
-                <w:sz w:val="16"/>
-                <w:szCs w:val="16"/>
-              </w:rPr>
-            </w:pPr>
-            <w:r>
-              <w:rPr>
-                <w:sz w:val="16"/>
-                <w:szCs w:val="16"/>
-              </w:rPr>
-              <w:t>&lt;</w:t>
-            </w:r>
-            <w:proofErr w:type="spellStart"/>
-            <w:r>
-              <w:rPr>
-                <w:sz w:val="16"/>
-                <w:szCs w:val="16"/>
-              </w:rPr>
-              <w:t>artifactId</w:t>
-            </w:r>
-            <w:proofErr w:type="spellEnd"/>
-            <w:r>
-              <w:rPr>
-                <w:sz w:val="16"/>
-                <w:szCs w:val="16"/>
-              </w:rPr>
-              <w:t>&gt;</w:t>
+              <w:t>&lt;groupId&gt;org.springframework&lt;/groupId&gt;</w:t>
+            </w:r>
+          </w:p>
+          <w:p>
+            <w:pPr>
+              <w:rPr>
+                <w:sz w:val="16"/>
+                <w:szCs w:val="16"/>
+              </w:rPr>
+            </w:pPr>
+            <w:r>
+              <w:rPr>
+                <w:sz w:val="16"/>
+                <w:szCs w:val="16"/>
+              </w:rPr>
+              <w:t>&lt;artifactId&gt;</w:t>
             </w:r>
             <w:r>
               <w:rPr>
@@ -1155,23 +996,7 @@
                 <w:sz w:val="16"/>
                 <w:szCs w:val="16"/>
               </w:rPr>
-              <w:t>&lt;/</w:t>
-            </w:r>
-            <w:proofErr w:type="spellStart"/>
-            <w:r>
-              <w:rPr>
-                <w:sz w:val="16"/>
-                <w:szCs w:val="16"/>
-              </w:rPr>
-              <w:t>artifactId</w:t>
-            </w:r>
-            <w:proofErr w:type="spellEnd"/>
-            <w:r>
-              <w:rPr>
-                <w:sz w:val="16"/>
-                <w:szCs w:val="16"/>
-              </w:rPr>
-              <w:t>&gt;</w:t>
+              <w:t>&lt;/artifactId&gt;</w:t>
             </w:r>
           </w:p>
           <w:p>
@@ -1234,21 +1059,12 @@
                 <w:szCs w:val="16"/>
               </w:rPr>
             </w:pPr>
-            <w:proofErr w:type="gramStart"/>
-            <w:r>
-              <w:rPr>
-                <w:sz w:val="16"/>
-                <w:szCs w:val="16"/>
-              </w:rPr>
-              <w:t>&lt;!--</w:t>
-            </w:r>
-            <w:proofErr w:type="gramEnd"/>
-            <w:r>
-              <w:rPr>
-                <w:sz w:val="16"/>
-                <w:szCs w:val="16"/>
-              </w:rPr>
-              <w:t xml:space="preserve"> Source:</w:t>
+            <w:r>
+              <w:rPr>
+                <w:sz w:val="16"/>
+                <w:szCs w:val="16"/>
+              </w:rPr>
+              <w:t>&lt;!-- Source:</w:t>
             </w:r>
             <w:r>
               <w:rPr>
@@ -1285,86 +1101,22 @@
                 <w:sz w:val="16"/>
                 <w:szCs w:val="16"/>
               </w:rPr>
-              <w:t>&lt;</w:t>
-            </w:r>
-            <w:proofErr w:type="spellStart"/>
-            <w:r>
-              <w:rPr>
-                <w:sz w:val="16"/>
-                <w:szCs w:val="16"/>
-              </w:rPr>
-              <w:t>groupId</w:t>
-            </w:r>
-            <w:proofErr w:type="spellEnd"/>
-            <w:r>
-              <w:rPr>
-                <w:sz w:val="16"/>
-                <w:szCs w:val="16"/>
-              </w:rPr>
-              <w:t>&gt;</w:t>
-            </w:r>
-            <w:proofErr w:type="spellStart"/>
-            <w:r>
-              <w:rPr>
-                <w:sz w:val="16"/>
-                <w:szCs w:val="16"/>
-              </w:rPr>
-              <w:t>org.springframework</w:t>
-            </w:r>
-            <w:proofErr w:type="spellEnd"/>
-            <w:r>
-              <w:rPr>
-                <w:sz w:val="16"/>
-                <w:szCs w:val="16"/>
-              </w:rPr>
-              <w:t>&lt;/</w:t>
-            </w:r>
-            <w:proofErr w:type="spellStart"/>
-            <w:r>
-              <w:rPr>
-                <w:sz w:val="16"/>
-                <w:szCs w:val="16"/>
-              </w:rPr>
-              <w:t>groupId</w:t>
-            </w:r>
-            <w:proofErr w:type="spellEnd"/>
-            <w:r>
-              <w:rPr>
-                <w:sz w:val="16"/>
-                <w:szCs w:val="16"/>
-              </w:rPr>
-              <w:t>&gt;</w:t>
-            </w:r>
-          </w:p>
-          <w:p>
-            <w:pPr>
-              <w:rPr>
-                <w:sz w:val="16"/>
-                <w:szCs w:val="16"/>
-              </w:rPr>
-            </w:pPr>
-            <w:r>
-              <w:rPr>
-                <w:sz w:val="16"/>
-                <w:szCs w:val="16"/>
-              </w:rPr>
-              <w:t>&lt;</w:t>
-            </w:r>
-            <w:proofErr w:type="spellStart"/>
-            <w:r>
-              <w:rPr>
-                <w:sz w:val="16"/>
-                <w:szCs w:val="16"/>
-              </w:rPr>
-              <w:t>artifactId</w:t>
-            </w:r>
-            <w:proofErr w:type="spellEnd"/>
-            <w:r>
-              <w:rPr>
-                <w:sz w:val="16"/>
-                <w:szCs w:val="16"/>
-              </w:rPr>
-              <w:t>&gt;</w:t>
+              <w:t>&lt;groupId&gt;org.springframework&lt;/groupId&gt;</w:t>
+            </w:r>
+          </w:p>
+          <w:p>
+            <w:pPr>
+              <w:rPr>
+                <w:sz w:val="16"/>
+                <w:szCs w:val="16"/>
+              </w:rPr>
+            </w:pPr>
+            <w:r>
+              <w:rPr>
+                <w:sz w:val="16"/>
+                <w:szCs w:val="16"/>
+              </w:rPr>
+              <w:t>&lt;artifactId&gt;</w:t>
             </w:r>
             <w:r>
               <w:rPr>
@@ -1380,23 +1132,7 @@
                 <w:sz w:val="16"/>
                 <w:szCs w:val="16"/>
               </w:rPr>
-              <w:t>&lt;/</w:t>
-            </w:r>
-            <w:proofErr w:type="spellStart"/>
-            <w:r>
-              <w:rPr>
-                <w:sz w:val="16"/>
-                <w:szCs w:val="16"/>
-              </w:rPr>
-              <w:t>artifactId</w:t>
-            </w:r>
-            <w:proofErr w:type="spellEnd"/>
-            <w:r>
-              <w:rPr>
-                <w:sz w:val="16"/>
-                <w:szCs w:val="16"/>
-              </w:rPr>
-              <w:t>&gt;</w:t>
+              <w:t>&lt;/artifactId&gt;</w:t>
             </w:r>
           </w:p>
           <w:p>
@@ -1487,25 +1223,7 @@
                 <w:sz w:val="16"/>
                 <w:szCs w:val="16"/>
               </w:rPr>
-              <w:t>implementation group: '</w:t>
-            </w:r>
-            <w:proofErr w:type="spellStart"/>
-            <w:proofErr w:type="gramStart"/>
-            <w:r>
-              <w:rPr>
-                <w:sz w:val="16"/>
-                <w:szCs w:val="16"/>
-              </w:rPr>
-              <w:t>org.springframework</w:t>
-            </w:r>
-            <w:proofErr w:type="spellEnd"/>
-            <w:proofErr w:type="gramEnd"/>
-            <w:r>
-              <w:rPr>
-                <w:sz w:val="16"/>
-                <w:szCs w:val="16"/>
-              </w:rPr>
-              <w:t xml:space="preserve">', name: </w:t>
+              <w:t xml:space="preserve">implementation group: 'org.springframework', name: </w:t>
             </w:r>
             <w:r>
               <w:rPr>
@@ -1553,25 +1271,7 @@
                 <w:sz w:val="16"/>
                 <w:szCs w:val="16"/>
               </w:rPr>
-              <w:t>implementation group: '</w:t>
-            </w:r>
-            <w:proofErr w:type="spellStart"/>
-            <w:proofErr w:type="gramStart"/>
-            <w:r>
-              <w:rPr>
-                <w:sz w:val="16"/>
-                <w:szCs w:val="16"/>
-              </w:rPr>
-              <w:t>org.springframework</w:t>
-            </w:r>
-            <w:proofErr w:type="spellEnd"/>
-            <w:proofErr w:type="gramEnd"/>
-            <w:r>
-              <w:rPr>
-                <w:sz w:val="16"/>
-                <w:szCs w:val="16"/>
-              </w:rPr>
-              <w:t xml:space="preserve">', name: </w:t>
+              <w:t xml:space="preserve">implementation group: 'org.springframework', name: </w:t>
             </w:r>
             <w:r>
               <w:rPr>
@@ -1667,23 +1367,7 @@
                 <w:sz w:val="16"/>
                 <w:szCs w:val="16"/>
               </w:rPr>
-              <w:t xml:space="preserve"> </w:t>
-            </w:r>
-            <w:proofErr w:type="spellStart"/>
-            <w:r>
-              <w:rPr>
-                <w:sz w:val="16"/>
-                <w:szCs w:val="16"/>
-              </w:rPr>
-              <w:t>xmlns</w:t>
-            </w:r>
-            <w:proofErr w:type="spellEnd"/>
-            <w:r>
-              <w:rPr>
-                <w:sz w:val="16"/>
-                <w:szCs w:val="16"/>
-              </w:rPr>
-              <w:t>="http://www.springframework.org/schema/beans"</w:t>
+              <w:t xml:space="preserve"> xmlns="http://www.springframework.org/schema/beans"</w:t>
             </w:r>
             <w:r>
               <w:rPr>
@@ -1691,23 +1375,7 @@
                 <w:szCs w:val="16"/>
               </w:rPr>
               <w:br/>
-              <w:t xml:space="preserve">       </w:t>
-            </w:r>
-            <w:proofErr w:type="spellStart"/>
-            <w:r>
-              <w:rPr>
-                <w:sz w:val="16"/>
-                <w:szCs w:val="16"/>
-              </w:rPr>
-              <w:t>xmlns:xsi</w:t>
-            </w:r>
-            <w:proofErr w:type="spellEnd"/>
-            <w:r>
-              <w:rPr>
-                <w:sz w:val="16"/>
-                <w:szCs w:val="16"/>
-              </w:rPr>
-              <w:t>="http://www.w3.org/2001/XMLSchema-instance"</w:t>
+              <w:t xml:space="preserve">       xmlns:xsi="http://www.w3.org/2001/XMLSchema-instance"</w:t>
             </w:r>
             <w:r>
               <w:rPr>
@@ -1715,23 +1383,7 @@
                 <w:szCs w:val="16"/>
               </w:rPr>
               <w:br/>
-              <w:t xml:space="preserve">       </w:t>
-            </w:r>
-            <w:proofErr w:type="spellStart"/>
-            <w:r>
-              <w:rPr>
-                <w:sz w:val="16"/>
-                <w:szCs w:val="16"/>
-              </w:rPr>
-              <w:t>xsi:schemaLocation</w:t>
-            </w:r>
-            <w:proofErr w:type="spellEnd"/>
-            <w:r>
-              <w:rPr>
-                <w:sz w:val="16"/>
-                <w:szCs w:val="16"/>
-              </w:rPr>
-              <w:t>="</w:t>
+              <w:t xml:space="preserve">       xsi:schemaLocation="</w:t>
             </w:r>
             <w:r>
               <w:rPr>
@@ -1778,23 +1430,7 @@
                 <w:sz w:val="16"/>
                 <w:szCs w:val="16"/>
               </w:rPr>
-              <w:t xml:space="preserve"> id="eService" class="</w:t>
-            </w:r>
-            <w:proofErr w:type="spellStart"/>
-            <w:r>
-              <w:rPr>
-                <w:sz w:val="16"/>
-                <w:szCs w:val="16"/>
-              </w:rPr>
-              <w:t>com.skh.EmployeeService</w:t>
-            </w:r>
-            <w:proofErr w:type="spellEnd"/>
-            <w:r>
-              <w:rPr>
-                <w:sz w:val="16"/>
-                <w:szCs w:val="16"/>
-              </w:rPr>
-              <w:t>"&gt;</w:t>
+              <w:t xml:space="preserve"> id="eService" class="com.skh.EmployeeService"&gt;</w:t>
             </w:r>
             <w:r>
               <w:rPr>
@@ -1802,23 +1438,7 @@
                 <w:szCs w:val="16"/>
               </w:rPr>
               <w:br/>
-              <w:t xml:space="preserve">        &lt;property name="</w:t>
-            </w:r>
-            <w:proofErr w:type="spellStart"/>
-            <w:r>
-              <w:rPr>
-                <w:sz w:val="16"/>
-                <w:szCs w:val="16"/>
-              </w:rPr>
-              <w:t>empName</w:t>
-            </w:r>
-            <w:proofErr w:type="spellEnd"/>
-            <w:r>
-              <w:rPr>
-                <w:sz w:val="16"/>
-                <w:szCs w:val="16"/>
-              </w:rPr>
-              <w:t>" value="kamal...."&gt;&lt;/property&gt;</w:t>
+              <w:t xml:space="preserve">        &lt;property name="empName" value="kamal...."&gt;&lt;/property&gt;</w:t>
             </w:r>
             <w:r>
               <w:rPr>
@@ -1826,23 +1446,7 @@
                 <w:szCs w:val="16"/>
               </w:rPr>
               <w:br/>
-              <w:t xml:space="preserve">        &lt;property name="</w:t>
-            </w:r>
-            <w:proofErr w:type="spellStart"/>
-            <w:r>
-              <w:rPr>
-                <w:sz w:val="16"/>
-                <w:szCs w:val="16"/>
-              </w:rPr>
-              <w:t>empId</w:t>
-            </w:r>
-            <w:proofErr w:type="spellEnd"/>
-            <w:r>
-              <w:rPr>
-                <w:sz w:val="16"/>
-                <w:szCs w:val="16"/>
-              </w:rPr>
-              <w:t>" value="12"&gt;&lt;/property&gt;</w:t>
+              <w:t xml:space="preserve">        &lt;property name="empId" value="12"&gt;&lt;/property&gt;</w:t>
             </w:r>
             <w:r>
               <w:rPr>
@@ -1999,23 +1603,7 @@
                 <w:sz w:val="16"/>
                 <w:szCs w:val="16"/>
               </w:rPr>
-              <w:t xml:space="preserve">public class </w:t>
-            </w:r>
-            <w:proofErr w:type="spellStart"/>
-            <w:r>
-              <w:rPr>
-                <w:sz w:val="16"/>
-                <w:szCs w:val="16"/>
-              </w:rPr>
-              <w:t>EmployeeService</w:t>
-            </w:r>
-            <w:proofErr w:type="spellEnd"/>
-            <w:r>
-              <w:rPr>
-                <w:sz w:val="16"/>
-                <w:szCs w:val="16"/>
-              </w:rPr>
-              <w:t xml:space="preserve"> {</w:t>
+              <w:t>public class EmployeeService {</w:t>
             </w:r>
             <w:r>
               <w:rPr>
@@ -2023,23 +1611,7 @@
                 <w:szCs w:val="16"/>
               </w:rPr>
               <w:br/>
-              <w:t xml:space="preserve">    private String </w:t>
-            </w:r>
-            <w:proofErr w:type="spellStart"/>
-            <w:r>
-              <w:rPr>
-                <w:sz w:val="16"/>
-                <w:szCs w:val="16"/>
-              </w:rPr>
-              <w:t>empName</w:t>
-            </w:r>
-            <w:proofErr w:type="spellEnd"/>
-            <w:r>
-              <w:rPr>
-                <w:sz w:val="16"/>
-                <w:szCs w:val="16"/>
-              </w:rPr>
-              <w:t>;</w:t>
+              <w:t xml:space="preserve">    private String empName;</w:t>
             </w:r>
             <w:r>
               <w:rPr>
@@ -2047,23 +1619,7 @@
                 <w:szCs w:val="16"/>
               </w:rPr>
               <w:br/>
-              <w:t xml:space="preserve">    private Integer </w:t>
-            </w:r>
-            <w:proofErr w:type="spellStart"/>
-            <w:r>
-              <w:rPr>
-                <w:sz w:val="16"/>
-                <w:szCs w:val="16"/>
-              </w:rPr>
-              <w:t>empId</w:t>
-            </w:r>
-            <w:proofErr w:type="spellEnd"/>
-            <w:r>
-              <w:rPr>
-                <w:sz w:val="16"/>
-                <w:szCs w:val="16"/>
-              </w:rPr>
-              <w:t>;</w:t>
+              <w:t xml:space="preserve">    private Integer empId;</w:t>
             </w:r>
             <w:r>
               <w:rPr>
@@ -2085,32 +1641,7 @@
                 <w:szCs w:val="16"/>
               </w:rPr>
               <w:br/>
-              <w:t xml:space="preserve">    public String </w:t>
-            </w:r>
-            <w:proofErr w:type="spellStart"/>
-            <w:proofErr w:type="gramStart"/>
-            <w:r>
-              <w:rPr>
-                <w:sz w:val="16"/>
-                <w:szCs w:val="16"/>
-              </w:rPr>
-              <w:t>employeeDetails</w:t>
-            </w:r>
-            <w:proofErr w:type="spellEnd"/>
-            <w:r>
-              <w:rPr>
-                <w:sz w:val="16"/>
-                <w:szCs w:val="16"/>
-              </w:rPr>
-              <w:t>(</w:t>
-            </w:r>
-            <w:proofErr w:type="gramEnd"/>
-            <w:r>
-              <w:rPr>
-                <w:sz w:val="16"/>
-                <w:szCs w:val="16"/>
-              </w:rPr>
-              <w:t>) {</w:t>
+              <w:t xml:space="preserve">    public String employeeDetails() {</w:t>
             </w:r>
             <w:r>
               <w:rPr>
@@ -2118,15 +1649,7 @@
                 <w:szCs w:val="16"/>
               </w:rPr>
               <w:br/>
-              <w:t xml:space="preserve">        return </w:t>
-            </w:r>
-            <w:proofErr w:type="spellStart"/>
-            <w:r>
-              <w:rPr>
-                <w:sz w:val="16"/>
-                <w:szCs w:val="16"/>
-              </w:rPr>
-              <w:t>String.</w:t>
+              <w:t xml:space="preserve">        return String.</w:t>
             </w:r>
             <w:r>
               <w:rPr>
@@ -2137,45 +1660,12 @@
               </w:rPr>
               <w:t>format</w:t>
             </w:r>
-            <w:proofErr w:type="spellEnd"/>
-            <w:r>
-              <w:rPr>
-                <w:sz w:val="16"/>
-                <w:szCs w:val="16"/>
-              </w:rPr>
-              <w:t xml:space="preserve">("Employee details are:  %s- %d", </w:t>
-            </w:r>
-            <w:proofErr w:type="spellStart"/>
-            <w:r>
-              <w:rPr>
-                <w:sz w:val="16"/>
-                <w:szCs w:val="16"/>
-              </w:rPr>
-              <w:t>empName</w:t>
-            </w:r>
-            <w:proofErr w:type="spellEnd"/>
-            <w:r>
-              <w:rPr>
-                <w:sz w:val="16"/>
-                <w:szCs w:val="16"/>
-              </w:rPr>
-              <w:t xml:space="preserve">, </w:t>
-            </w:r>
-            <w:proofErr w:type="spellStart"/>
-            <w:r>
-              <w:rPr>
-                <w:sz w:val="16"/>
-                <w:szCs w:val="16"/>
-              </w:rPr>
-              <w:t>empId</w:t>
-            </w:r>
-            <w:proofErr w:type="spellEnd"/>
-            <w:r>
-              <w:rPr>
-                <w:sz w:val="16"/>
-                <w:szCs w:val="16"/>
-              </w:rPr>
-              <w:t>);</w:t>
+            <w:r>
+              <w:rPr>
+                <w:sz w:val="16"/>
+                <w:szCs w:val="16"/>
+              </w:rPr>
+              <w:t>("Employee details are:  %s- %d", empName, empId);</w:t>
             </w:r>
             <w:r>
               <w:rPr>
@@ -2183,17 +1673,8 @@
                 <w:szCs w:val="16"/>
               </w:rPr>
               <w:br/>
-              <w:t xml:space="preserve">  </w:t>
-            </w:r>
-            <w:proofErr w:type="gramStart"/>
-            <w:r>
-              <w:rPr>
-                <w:sz w:val="16"/>
-                <w:szCs w:val="16"/>
-              </w:rPr>
-              <w:t xml:space="preserve">  }</w:t>
-            </w:r>
-            <w:proofErr w:type="gramEnd"/>
+              <w:t xml:space="preserve">    }</w:t>
+            </w:r>
           </w:p>
           <w:p>
             <w:pPr>
@@ -2243,23 +1724,7 @@
                 <w:sz w:val="16"/>
                 <w:szCs w:val="16"/>
               </w:rPr>
-              <w:t xml:space="preserve">package </w:t>
-            </w:r>
-            <w:proofErr w:type="spellStart"/>
-            <w:r>
-              <w:rPr>
-                <w:sz w:val="16"/>
-                <w:szCs w:val="16"/>
-              </w:rPr>
-              <w:t>com.skh</w:t>
-            </w:r>
-            <w:proofErr w:type="spellEnd"/>
-            <w:r>
-              <w:rPr>
-                <w:sz w:val="16"/>
-                <w:szCs w:val="16"/>
-              </w:rPr>
-              <w:t>;</w:t>
+              <w:t>package com.skh;</w:t>
             </w:r>
             <w:r>
               <w:rPr>
@@ -2274,23 +1739,7 @@
                 <w:szCs w:val="16"/>
               </w:rPr>
               <w:br/>
-              <w:t xml:space="preserve">import </w:t>
-            </w:r>
-            <w:proofErr w:type="spellStart"/>
-            <w:r>
-              <w:rPr>
-                <w:sz w:val="16"/>
-                <w:szCs w:val="16"/>
-              </w:rPr>
-              <w:t>org.springframework.context.ApplicationContext</w:t>
-            </w:r>
-            <w:proofErr w:type="spellEnd"/>
-            <w:r>
-              <w:rPr>
-                <w:sz w:val="16"/>
-                <w:szCs w:val="16"/>
-              </w:rPr>
-              <w:t>;</w:t>
+              <w:t>import org.springframework.context.ApplicationContext;</w:t>
             </w:r>
             <w:r>
               <w:rPr>
@@ -2321,23 +1770,7 @@
                 <w:szCs w:val="16"/>
               </w:rPr>
               <w:br/>
-              <w:t xml:space="preserve">    public static void main(String[] </w:t>
-            </w:r>
-            <w:proofErr w:type="spellStart"/>
-            <w:r>
-              <w:rPr>
-                <w:sz w:val="16"/>
-                <w:szCs w:val="16"/>
-              </w:rPr>
-              <w:t>args</w:t>
-            </w:r>
-            <w:proofErr w:type="spellEnd"/>
-            <w:r>
-              <w:rPr>
-                <w:sz w:val="16"/>
-                <w:szCs w:val="16"/>
-              </w:rPr>
-              <w:t>) {</w:t>
+              <w:t xml:space="preserve">    public static void main(String[] args) {</w:t>
             </w:r>
             <w:r>
               <w:rPr>
@@ -2354,7 +1787,6 @@
               <w:br/>
               <w:t xml:space="preserve">       </w:t>
             </w:r>
-            <w:proofErr w:type="spellStart"/>
             <w:r>
               <w:rPr>
                 <w:b/>
@@ -2363,9 +1795,42 @@
                 <w:szCs w:val="16"/>
                 <w:highlight w:val="yellow"/>
               </w:rPr>
-              <w:t>ApplicationContext</w:t>
-            </w:r>
-            <w:proofErr w:type="spellEnd"/>
+              <w:t>ApplicationContext context = new ClassPathXmlApplicationContext("Beans.xml");</w:t>
+            </w:r>
+            <w:r>
+              <w:rPr>
+                <w:sz w:val="16"/>
+                <w:szCs w:val="16"/>
+              </w:rPr>
+              <w:br/>
+              <w:t xml:space="preserve">       </w:t>
+            </w:r>
+            <w:r>
+              <w:rPr>
+                <w:i/>
+                <w:iCs/>
+                <w:sz w:val="16"/>
+                <w:szCs w:val="16"/>
+              </w:rPr>
+              <w:t>// parent p = new child();</w:t>
+            </w:r>
+            <w:r>
+              <w:rPr>
+                <w:i/>
+                <w:iCs/>
+                <w:sz w:val="16"/>
+                <w:szCs w:val="16"/>
+              </w:rPr>
+              <w:br/>
+              <w:t xml:space="preserve">       </w:t>
+            </w:r>
+            <w:r>
+              <w:rPr>
+                <w:sz w:val="16"/>
+                <w:szCs w:val="16"/>
+              </w:rPr>
+              <w:t xml:space="preserve">Object eService = </w:t>
+            </w:r>
             <w:r>
               <w:rPr>
                 <w:b/>
@@ -2374,29 +1839,7 @@
                 <w:szCs w:val="16"/>
                 <w:highlight w:val="yellow"/>
               </w:rPr>
-              <w:t xml:space="preserve"> context = new </w:t>
-            </w:r>
-            <w:proofErr w:type="spellStart"/>
-            <w:r>
-              <w:rPr>
-                <w:b/>
-                <w:bCs/>
-                <w:sz w:val="16"/>
-                <w:szCs w:val="16"/>
-                <w:highlight w:val="yellow"/>
-              </w:rPr>
-              <w:t>ClassPathXmlApplicationContext</w:t>
-            </w:r>
-            <w:proofErr w:type="spellEnd"/>
-            <w:r>
-              <w:rPr>
-                <w:b/>
-                <w:bCs/>
-                <w:sz w:val="16"/>
-                <w:szCs w:val="16"/>
-                <w:highlight w:val="yellow"/>
-              </w:rPr>
-              <w:t>("Beans.xml");</w:t>
+              <w:t>context.getBean("eService");</w:t>
             </w:r>
             <w:r>
               <w:rPr>
@@ -2404,7 +1847,22 @@
                 <w:szCs w:val="16"/>
               </w:rPr>
               <w:br/>
-              <w:t xml:space="preserve">       </w:t>
+              <w:t xml:space="preserve">       EmployeeService employeeService = (EmployeeService)eService;</w:t>
+            </w:r>
+            <w:r>
+              <w:rPr>
+                <w:sz w:val="16"/>
+                <w:szCs w:val="16"/>
+              </w:rPr>
+              <w:br/>
+            </w:r>
+            <w:r>
+              <w:rPr>
+                <w:sz w:val="16"/>
+                <w:szCs w:val="16"/>
+              </w:rPr>
+              <w:br/>
+              <w:t xml:space="preserve">       System.</w:t>
             </w:r>
             <w:r>
               <w:rPr>
@@ -2413,133 +1871,6 @@
                 <w:sz w:val="16"/>
                 <w:szCs w:val="16"/>
               </w:rPr>
-              <w:t>// parent p = new child();</w:t>
-            </w:r>
-            <w:r>
-              <w:rPr>
-                <w:i/>
-                <w:iCs/>
-                <w:sz w:val="16"/>
-                <w:szCs w:val="16"/>
-              </w:rPr>
-              <w:br/>
-              <w:t xml:space="preserve">       </w:t>
-            </w:r>
-            <w:r>
-              <w:rPr>
-                <w:sz w:val="16"/>
-                <w:szCs w:val="16"/>
-              </w:rPr>
-              <w:t xml:space="preserve">Object eService = </w:t>
-            </w:r>
-            <w:proofErr w:type="spellStart"/>
-            <w:r>
-              <w:rPr>
-                <w:b/>
-                <w:bCs/>
-                <w:sz w:val="16"/>
-                <w:szCs w:val="16"/>
-                <w:highlight w:val="yellow"/>
-              </w:rPr>
-              <w:t>context.getBean</w:t>
-            </w:r>
-            <w:proofErr w:type="spellEnd"/>
-            <w:r>
-              <w:rPr>
-                <w:b/>
-                <w:bCs/>
-                <w:sz w:val="16"/>
-                <w:szCs w:val="16"/>
-                <w:highlight w:val="yellow"/>
-              </w:rPr>
-              <w:t>("eService");</w:t>
-            </w:r>
-            <w:r>
-              <w:rPr>
-                <w:sz w:val="16"/>
-                <w:szCs w:val="16"/>
-              </w:rPr>
-              <w:br/>
-              <w:t xml:space="preserve">       </w:t>
-            </w:r>
-            <w:proofErr w:type="spellStart"/>
-            <w:r>
-              <w:rPr>
-                <w:sz w:val="16"/>
-                <w:szCs w:val="16"/>
-              </w:rPr>
-              <w:t>EmployeeService</w:t>
-            </w:r>
-            <w:proofErr w:type="spellEnd"/>
-            <w:r>
-              <w:rPr>
-                <w:sz w:val="16"/>
-                <w:szCs w:val="16"/>
-              </w:rPr>
-              <w:t xml:space="preserve"> </w:t>
-            </w:r>
-            <w:proofErr w:type="spellStart"/>
-            <w:r>
-              <w:rPr>
-                <w:sz w:val="16"/>
-                <w:szCs w:val="16"/>
-              </w:rPr>
-              <w:t>employeeService</w:t>
-            </w:r>
-            <w:proofErr w:type="spellEnd"/>
-            <w:r>
-              <w:rPr>
-                <w:sz w:val="16"/>
-                <w:szCs w:val="16"/>
-              </w:rPr>
-              <w:t xml:space="preserve"> = (</w:t>
-            </w:r>
-            <w:proofErr w:type="spellStart"/>
-            <w:r>
-              <w:rPr>
-                <w:sz w:val="16"/>
-                <w:szCs w:val="16"/>
-              </w:rPr>
-              <w:t>EmployeeService</w:t>
-            </w:r>
-            <w:proofErr w:type="spellEnd"/>
-            <w:r>
-              <w:rPr>
-                <w:sz w:val="16"/>
-                <w:szCs w:val="16"/>
-              </w:rPr>
-              <w:t>)eService;</w:t>
-            </w:r>
-            <w:r>
-              <w:rPr>
-                <w:sz w:val="16"/>
-                <w:szCs w:val="16"/>
-              </w:rPr>
-              <w:br/>
-            </w:r>
-            <w:r>
-              <w:rPr>
-                <w:sz w:val="16"/>
-                <w:szCs w:val="16"/>
-              </w:rPr>
-              <w:br/>
-              <w:t xml:space="preserve">       </w:t>
-            </w:r>
-            <w:proofErr w:type="spellStart"/>
-            <w:r>
-              <w:rPr>
-                <w:sz w:val="16"/>
-                <w:szCs w:val="16"/>
-              </w:rPr>
-              <w:t>System.</w:t>
-            </w:r>
-            <w:r>
-              <w:rPr>
-                <w:i/>
-                <w:iCs/>
-                <w:sz w:val="16"/>
-                <w:szCs w:val="16"/>
-              </w:rPr>
               <w:t>out</w:t>
             </w:r>
             <w:r>
@@ -2547,31 +1878,7 @@
                 <w:sz w:val="16"/>
                 <w:szCs w:val="16"/>
               </w:rPr>
-              <w:t>.println</w:t>
-            </w:r>
-            <w:proofErr w:type="spellEnd"/>
-            <w:r>
-              <w:rPr>
-                <w:sz w:val="16"/>
-                <w:szCs w:val="16"/>
-              </w:rPr>
-              <w:t>(</w:t>
-            </w:r>
-            <w:proofErr w:type="spellStart"/>
-            <w:r>
-              <w:rPr>
-                <w:sz w:val="16"/>
-                <w:szCs w:val="16"/>
-              </w:rPr>
-              <w:t>employeeService.employeeDetails</w:t>
-            </w:r>
-            <w:proofErr w:type="spellEnd"/>
-            <w:r>
-              <w:rPr>
-                <w:sz w:val="16"/>
-                <w:szCs w:val="16"/>
-              </w:rPr>
-              <w:t>());</w:t>
+              <w:t>.println(employeeService.employeeDetails());</w:t>
             </w:r>
             <w:r>
               <w:rPr>
@@ -2642,30 +1949,12 @@
       <w:r>
         <w:t>The first step is to create an application context where we used framework API </w:t>
       </w:r>
-      <w:proofErr w:type="spellStart"/>
-      <w:proofErr w:type="gramStart"/>
-      <w:r>
-        <w:rPr>
-          <w:b/>
-          <w:bCs/>
-        </w:rPr>
-        <w:t>ClassPathXmlApplicationContext</w:t>
-      </w:r>
-      <w:proofErr w:type="spellEnd"/>
-      <w:r>
-        <w:rPr>
-          <w:b/>
-          <w:bCs/>
-        </w:rPr>
-        <w:t>(</w:t>
-      </w:r>
-      <w:proofErr w:type="gramEnd"/>
-      <w:r>
-        <w:rPr>
-          <w:b/>
-          <w:bCs/>
-        </w:rPr>
-        <w:t>)</w:t>
+      <w:r>
+        <w:rPr>
+          <w:b/>
+          <w:bCs/>
+        </w:rPr>
+        <w:t>ClassPathXmlApplicationContext()</w:t>
       </w:r>
       <w:r>
         <w:t>. This API loads beans configuration file and eventually based on the provided API, it takes care of creating and initializing all the objects, i.e. beans mentioned in the configuration file.</w:t>
@@ -2682,30 +1971,12 @@
       <w:r>
         <w:t>The second step is used to get the required bean using </w:t>
       </w:r>
-      <w:proofErr w:type="spellStart"/>
-      <w:proofErr w:type="gramStart"/>
-      <w:r>
-        <w:rPr>
-          <w:b/>
-          <w:bCs/>
-        </w:rPr>
-        <w:t>getBean</w:t>
-      </w:r>
-      <w:proofErr w:type="spellEnd"/>
-      <w:r>
-        <w:rPr>
-          <w:b/>
-          <w:bCs/>
-        </w:rPr>
-        <w:t>(</w:t>
-      </w:r>
-      <w:proofErr w:type="gramEnd"/>
-      <w:r>
-        <w:rPr>
-          <w:b/>
-          <w:bCs/>
-        </w:rPr>
-        <w:t>)</w:t>
+      <w:r>
+        <w:rPr>
+          <w:b/>
+          <w:bCs/>
+        </w:rPr>
+        <w:t>getBean()</w:t>
       </w:r>
       <w:r>
         <w:t> method of the created context. This method uses bean ID to return a generic object</w:t>
@@ -2750,45 +2021,23 @@
       <w:r>
         <w:t>You need to create a Bean Configuration file which is an XML file and acts as a cement that glues the beans, i.e. the classes together. This file needs to be created under the </w:t>
       </w:r>
-      <w:proofErr w:type="spellStart"/>
-      <w:r>
-        <w:rPr>
-          <w:b/>
-          <w:bCs/>
-        </w:rPr>
-        <w:t>src</w:t>
-      </w:r>
-      <w:proofErr w:type="spellEnd"/>
-      <w:r>
-        <w:rPr>
-          <w:b/>
-          <w:bCs/>
-        </w:rPr>
-        <w:t>/main/resources</w:t>
-      </w:r>
-      <w:r>
-        <w:t xml:space="preserve"> directory of maven project to ensure file is in </w:t>
-      </w:r>
-      <w:proofErr w:type="spellStart"/>
-      <w:r>
-        <w:t>classpath</w:t>
-      </w:r>
-      <w:proofErr w:type="spellEnd"/>
-      <w:r>
-        <w:t>.</w:t>
-      </w:r>
-    </w:p>
-    <w:p>
-      <w:pPr>
-        <w:spacing w:after="0" w:line="240" w:lineRule="auto"/>
-      </w:pPr>
-      <w:proofErr w:type="gramStart"/>
-      <w:r>
-        <w:t>Usually</w:t>
-      </w:r>
-      <w:proofErr w:type="gramEnd"/>
-      <w:r>
-        <w:t xml:space="preserve"> developers name this file as </w:t>
+      <w:r>
+        <w:rPr>
+          <w:b/>
+          <w:bCs/>
+        </w:rPr>
+        <w:t>src/main/resources</w:t>
+      </w:r>
+      <w:r>
+        <w:t> directory of maven project to ensure file is in classpath.</w:t>
+      </w:r>
+    </w:p>
+    <w:p>
+      <w:pPr>
+        <w:spacing w:after="0" w:line="240" w:lineRule="auto"/>
+      </w:pPr>
+      <w:r>
+        <w:t>Usually developers name this file as </w:t>
       </w:r>
       <w:r>
         <w:rPr>
@@ -2951,7 +2200,6 @@
           <w:bCs/>
         </w:rPr>
       </w:pPr>
-      <w:proofErr w:type="spellStart"/>
       <w:r>
         <w:rPr>
           <w:b/>
@@ -2959,7 +2207,6 @@
         </w:rPr>
         <w:t>BeanFactory</w:t>
       </w:r>
-      <w:proofErr w:type="spellEnd"/>
       <w:r>
         <w:rPr>
           <w:b/>
@@ -2995,21 +2242,12 @@
           <w:bCs/>
         </w:rPr>
       </w:pPr>
-      <w:proofErr w:type="spellStart"/>
-      <w:r>
-        <w:rPr>
-          <w:b/>
-          <w:bCs/>
-        </w:rPr>
-        <w:t>ApplicationContext</w:t>
-      </w:r>
-      <w:proofErr w:type="spellEnd"/>
-      <w:r>
-        <w:rPr>
-          <w:b/>
-          <w:bCs/>
-        </w:rPr>
-        <w:t>*************.</w:t>
+      <w:r>
+        <w:rPr>
+          <w:b/>
+          <w:bCs/>
+        </w:rPr>
+        <w:t>ApplicationContext*************.</w:t>
       </w:r>
     </w:p>
     <w:p>
@@ -3076,21 +2314,12 @@
                 <w:bCs/>
               </w:rPr>
             </w:pPr>
-            <w:proofErr w:type="spellStart"/>
             <w:r>
               <w:rPr>
                 <w:b/>
                 <w:bCs/>
               </w:rPr>
-              <w:t>Sr.No</w:t>
-            </w:r>
-            <w:proofErr w:type="spellEnd"/>
-            <w:r>
-              <w:rPr>
-                <w:b/>
-                <w:bCs/>
-              </w:rPr>
-              <w:t>.</w:t>
+              <w:t>Sr.No.</w:t>
             </w:r>
           </w:p>
         </w:tc>
@@ -3181,32 +2410,14 @@
             <w:pPr>
               <w:spacing w:after="0" w:line="240" w:lineRule="auto"/>
             </w:pPr>
-            <w:hyperlink r:id="rId8" w:history="1">
+            <w:hyperlink r:id="rId9" w:history="1">
               <w:r>
                 <w:rPr>
                   <w:rStyle w:val="Hyperlink"/>
                   <w:b/>
                   <w:bCs/>
                 </w:rPr>
-                <w:t xml:space="preserve">Spring </w:t>
-              </w:r>
-              <w:proofErr w:type="spellStart"/>
-              <w:r>
-                <w:rPr>
-                  <w:rStyle w:val="Hyperlink"/>
-                  <w:b/>
-                  <w:bCs/>
-                </w:rPr>
-                <w:t>BeanFactory</w:t>
-              </w:r>
-              <w:proofErr w:type="spellEnd"/>
-              <w:r>
-                <w:rPr>
-                  <w:rStyle w:val="Hyperlink"/>
-                  <w:b/>
-                  <w:bCs/>
-                </w:rPr>
-                <w:t xml:space="preserve"> Container</w:t>
+                <w:t>Spring BeanFactory Container</w:t>
               </w:r>
             </w:hyperlink>
           </w:p>
@@ -3217,74 +2428,15 @@
             <w:r>
               <w:t>This is the simplest container providing the basic support for DI and is defined by the </w:t>
             </w:r>
-            <w:proofErr w:type="spellStart"/>
-            <w:proofErr w:type="gramStart"/>
             <w:r>
               <w:rPr>
                 <w:i/>
                 <w:iCs/>
               </w:rPr>
-              <w:t>org.springframework</w:t>
-            </w:r>
-            <w:proofErr w:type="gramEnd"/>
-            <w:r>
-              <w:rPr>
-                <w:i/>
-                <w:iCs/>
-              </w:rPr>
-              <w:t>.</w:t>
-            </w:r>
-            <w:proofErr w:type="gramStart"/>
-            <w:r>
-              <w:rPr>
-                <w:i/>
-                <w:iCs/>
-              </w:rPr>
-              <w:t>beans.factory</w:t>
-            </w:r>
-            <w:proofErr w:type="gramEnd"/>
-            <w:r>
-              <w:rPr>
-                <w:i/>
-                <w:iCs/>
-              </w:rPr>
-              <w:t>.BeanFactory</w:t>
-            </w:r>
-            <w:proofErr w:type="spellEnd"/>
-            <w:r>
-              <w:t xml:space="preserve"> interface. The </w:t>
-            </w:r>
-            <w:proofErr w:type="spellStart"/>
-            <w:r>
-              <w:t>BeanFactory</w:t>
-            </w:r>
-            <w:proofErr w:type="spellEnd"/>
-            <w:r>
-              <w:t xml:space="preserve"> and related interfaces, such as </w:t>
-            </w:r>
-            <w:proofErr w:type="spellStart"/>
-            <w:r>
-              <w:t>BeanFactoryAware</w:t>
-            </w:r>
-            <w:proofErr w:type="spellEnd"/>
-            <w:r>
-              <w:t xml:space="preserve">, </w:t>
-            </w:r>
-            <w:proofErr w:type="spellStart"/>
-            <w:r>
-              <w:t>InitializingBean</w:t>
-            </w:r>
-            <w:proofErr w:type="spellEnd"/>
-            <w:r>
-              <w:t xml:space="preserve">, </w:t>
-            </w:r>
-            <w:proofErr w:type="spellStart"/>
-            <w:r>
-              <w:t>DisposableBean</w:t>
-            </w:r>
-            <w:proofErr w:type="spellEnd"/>
-            <w:r>
-              <w:t>, are still present in Spring for the purpose of backward compatibility with a large number of third-party frameworks that integrate with Spring.</w:t>
+              <w:t>org.springframework.beans.factory.BeanFactory</w:t>
+            </w:r>
+            <w:r>
+              <w:t> interface. The BeanFactory and related interfaces, such as BeanFactoryAware, InitializingBean, DisposableBean, are still present in Spring for the purpose of backward compatibility with a large number of third-party frameworks that integrate with Spring.</w:t>
             </w:r>
           </w:p>
         </w:tc>
@@ -3339,32 +2491,14 @@
             <w:pPr>
               <w:spacing w:after="0" w:line="240" w:lineRule="auto"/>
             </w:pPr>
-            <w:hyperlink r:id="rId9" w:history="1">
+            <w:hyperlink r:id="rId10" w:history="1">
               <w:r>
                 <w:rPr>
                   <w:rStyle w:val="Hyperlink"/>
                   <w:b/>
                   <w:bCs/>
                 </w:rPr>
-                <w:t xml:space="preserve">Spring </w:t>
-              </w:r>
-              <w:proofErr w:type="spellStart"/>
-              <w:r>
-                <w:rPr>
-                  <w:rStyle w:val="Hyperlink"/>
-                  <w:b/>
-                  <w:bCs/>
-                </w:rPr>
-                <w:t>ApplicationContext</w:t>
-              </w:r>
-              <w:proofErr w:type="spellEnd"/>
-              <w:r>
-                <w:rPr>
-                  <w:rStyle w:val="Hyperlink"/>
-                  <w:b/>
-                  <w:bCs/>
-                </w:rPr>
-                <w:t xml:space="preserve"> Container</w:t>
+                <w:t>Spring ApplicationContext Container</w:t>
               </w:r>
             </w:hyperlink>
           </w:p>
@@ -3375,33 +2509,13 @@
             <w:r>
               <w:t>This container adds more enterprise-specific functionality such as the ability to resolve textual messages from a properties file and the ability to publish application events to interested event listeners. This container is defined by the </w:t>
             </w:r>
-            <w:proofErr w:type="spellStart"/>
-            <w:proofErr w:type="gramStart"/>
             <w:r>
               <w:rPr>
                 <w:i/>
                 <w:iCs/>
               </w:rPr>
-              <w:t>org.springframework</w:t>
-            </w:r>
-            <w:proofErr w:type="gramEnd"/>
-            <w:r>
-              <w:rPr>
-                <w:i/>
-                <w:iCs/>
-              </w:rPr>
-              <w:t>.</w:t>
-            </w:r>
-            <w:proofErr w:type="gramStart"/>
-            <w:r>
-              <w:rPr>
-                <w:i/>
-                <w:iCs/>
-              </w:rPr>
-              <w:t>context.ApplicationContext</w:t>
-            </w:r>
-            <w:proofErr w:type="spellEnd"/>
-            <w:proofErr w:type="gramEnd"/>
+              <w:t>org.springframework.context.ApplicationContext</w:t>
+            </w:r>
             <w:r>
               <w:t> interface.</w:t>
             </w:r>
@@ -3448,6 +2562,13 @@
           <w:bCs/>
         </w:rPr>
         <w:t>beans</w:t>
+      </w:r>
+      <w:r>
+        <w:rPr>
+          <w:b/>
+          <w:bCs/>
+        </w:rPr>
+        <w:t>/Spring beans</w:t>
       </w:r>
       <w:r>
         <w:t>. A bean is an object that is instantiated, assembled, and otherwise managed by a Spring IoC container. These beans are created with the configuration metadata that you supply to the container. For example, in the form of XML &lt;bean/&gt; definitions which you have already seen in the previous chapters.</w:t>
@@ -3493,6 +2614,9 @@
       </w:pPr>
       <w:r>
         <w:t>Bean's lifecycle details</w:t>
+      </w:r>
+      <w:r>
+        <w:t xml:space="preserve"> – Starting for object creation to object destruction.</w:t>
       </w:r>
     </w:p>
     <w:p>
@@ -3578,21 +2702,12 @@
                 <w:bCs/>
               </w:rPr>
             </w:pPr>
-            <w:proofErr w:type="spellStart"/>
             <w:r>
               <w:rPr>
                 <w:b/>
                 <w:bCs/>
               </w:rPr>
-              <w:t>Sr.No</w:t>
-            </w:r>
-            <w:proofErr w:type="spellEnd"/>
-            <w:r>
-              <w:rPr>
-                <w:b/>
-                <w:bCs/>
-              </w:rPr>
-              <w:t>.</w:t>
+              <w:t>Sr.No.</w:t>
             </w:r>
           </w:p>
         </w:tc>
@@ -3764,15 +2879,7 @@
               <w:spacing w:after="0" w:line="240" w:lineRule="auto"/>
             </w:pPr>
             <w:r>
-              <w:t xml:space="preserve">This attribute specifies the bean identifier uniquely. In </w:t>
-            </w:r>
-            <w:proofErr w:type="spellStart"/>
-            <w:r>
-              <w:t>XMLbased</w:t>
-            </w:r>
-            <w:proofErr w:type="spellEnd"/>
-            <w:r>
-              <w:t xml:space="preserve"> configuration metadata, you use the id and/or name attributes to specify the bean identifier(s).</w:t>
+              <w:t>This attribute specifies the bean identifier uniquely. In XMLbased configuration metadata, you use the id and/or name attributes to specify the bean identifier(s).</w:t>
             </w:r>
           </w:p>
         </w:tc>
@@ -3900,17 +3007,8 @@
                 <w:b/>
                 <w:bCs/>
               </w:rPr>
-              <w:t>constructor-</w:t>
-            </w:r>
-            <w:proofErr w:type="spellStart"/>
-            <w:r>
-              <w:rPr>
-                <w:b/>
-                <w:bCs/>
-              </w:rPr>
-              <w:t>arg</w:t>
-            </w:r>
-            <w:proofErr w:type="spellEnd"/>
+              <w:t>constructor-arg</w:t>
+            </w:r>
           </w:p>
           <w:p>
             <w:pPr>
@@ -4041,21 +3139,12 @@
             <w:pPr>
               <w:spacing w:after="0" w:line="240" w:lineRule="auto"/>
             </w:pPr>
-            <w:proofErr w:type="spellStart"/>
             <w:r>
               <w:rPr>
                 <w:b/>
                 <w:bCs/>
               </w:rPr>
-              <w:t>autowiring</w:t>
-            </w:r>
-            <w:proofErr w:type="spellEnd"/>
-            <w:r>
-              <w:rPr>
-                <w:b/>
-                <w:bCs/>
-              </w:rPr>
-              <w:t xml:space="preserve"> mode</w:t>
+              <w:t>autowiring mode</w:t>
             </w:r>
           </w:p>
           <w:p>
@@ -4282,6 +3371,23 @@
       <w:pPr>
         <w:spacing w:after="0" w:line="240" w:lineRule="auto"/>
       </w:pPr>
+    </w:p>
+    <w:p>
+      <w:pPr>
+        <w:spacing w:after="0" w:line="240" w:lineRule="auto"/>
+      </w:pPr>
+      <w:r>
+        <w:t>Difference between Java bean</w:t>
+      </w:r>
+      <w:r>
+        <w:t xml:space="preserve"> (Pojo)</w:t>
+      </w:r>
+      <w:r>
+        <w:t xml:space="preserve"> and Spring bean? </w:t>
+      </w:r>
+      <w:r>
+        <w:t xml:space="preserve"> .</w:t>
+      </w:r>
     </w:p>
     <w:p>
       <w:pPr>
@@ -6131,6 +5237,7 @@
   <w:style w:type="character" w:default="1" w:styleId="DefaultParagraphFont">
     <w:name w:val="Default Paragraph Font"/>
     <w:uiPriority w:val="1"/>
+    <w:semiHidden/>
     <w:unhideWhenUsed/>
   </w:style>
   <w:style w:type="table" w:default="1" w:styleId="TableNormal">

--- a/SB/Spring/Spring_10PM_2026.docx
+++ b/SB/Spring/Spring_10PM_2026.docx
@@ -3398,45 +3398,3158 @@
       <w:pPr>
         <w:spacing w:after="0" w:line="240" w:lineRule="auto"/>
       </w:pPr>
-    </w:p>
-    <w:p>
-      <w:pPr>
-        <w:spacing w:after="0" w:line="240" w:lineRule="auto"/>
-      </w:pPr>
-    </w:p>
-    <w:p>
-      <w:pPr>
-        <w:spacing w:after="0" w:line="240" w:lineRule="auto"/>
-      </w:pPr>
-    </w:p>
-    <w:p>
-      <w:pPr>
-        <w:spacing w:after="0" w:line="240" w:lineRule="auto"/>
-      </w:pPr>
-    </w:p>
-    <w:p>
-      <w:pPr>
-        <w:spacing w:after="0" w:line="240" w:lineRule="auto"/>
-      </w:pPr>
-    </w:p>
-    <w:p>
-      <w:pPr>
-        <w:spacing w:after="0" w:line="240" w:lineRule="auto"/>
-      </w:pPr>
-    </w:p>
-    <w:p>
-      <w:pPr>
-        <w:spacing w:after="0" w:line="240" w:lineRule="auto"/>
-      </w:pPr>
-    </w:p>
-    <w:p>
-      <w:pPr>
-        <w:spacing w:after="0" w:line="240" w:lineRule="auto"/>
-      </w:pPr>
-    </w:p>
-    <w:p>
-      <w:pPr>
-        <w:spacing w:after="0" w:line="240" w:lineRule="auto"/>
+      <w:r>
+        <w:rPr>
+          <w:noProof/>
+        </w:rPr>
+        <w:drawing>
+          <wp:inline distT="0" distB="0" distL="0" distR="0" wp14:anchorId="240DB836" wp14:editId="6CCDE4F3">
+            <wp:extent cx="6645910" cy="2526030"/>
+            <wp:effectExtent l="0" t="0" r="2540" b="7620"/>
+            <wp:docPr id="665032796" name="Picture 1"/>
+            <wp:cNvGraphicFramePr>
+              <a:graphicFrameLocks xmlns:a="http://schemas.openxmlformats.org/drawingml/2006/main" noChangeAspect="1"/>
+            </wp:cNvGraphicFramePr>
+            <a:graphic xmlns:a="http://schemas.openxmlformats.org/drawingml/2006/main">
+              <a:graphicData uri="http://schemas.openxmlformats.org/drawingml/2006/picture">
+                <pic:pic xmlns:pic="http://schemas.openxmlformats.org/drawingml/2006/picture">
+                  <pic:nvPicPr>
+                    <pic:cNvPr id="665032796" name=""/>
+                    <pic:cNvPicPr/>
+                  </pic:nvPicPr>
+                  <pic:blipFill>
+                    <a:blip r:embed="rId11"/>
+                    <a:stretch>
+                      <a:fillRect/>
+                    </a:stretch>
+                  </pic:blipFill>
+                  <pic:spPr>
+                    <a:xfrm>
+                      <a:off x="0" y="0"/>
+                      <a:ext cx="6645910" cy="2526030"/>
+                    </a:xfrm>
+                    <a:prstGeom prst="rect">
+                      <a:avLst/>
+                    </a:prstGeom>
+                  </pic:spPr>
+                </pic:pic>
+              </a:graphicData>
+            </a:graphic>
+          </wp:inline>
+        </w:drawing>
+      </w:r>
+    </w:p>
+    <w:p>
+      <w:pPr>
+        <w:spacing w:after="0" w:line="240" w:lineRule="auto"/>
+      </w:pPr>
+    </w:p>
+    <w:p>
+      <w:pPr>
+        <w:spacing w:after="0" w:line="240" w:lineRule="auto"/>
+      </w:pPr>
+    </w:p>
+    <w:p>
+      <w:pPr>
+        <w:spacing w:after="0" w:line="240" w:lineRule="auto"/>
+      </w:pPr>
+    </w:p>
+    <w:p>
+      <w:pPr>
+        <w:spacing w:after="0" w:line="240" w:lineRule="auto"/>
+      </w:pPr>
+    </w:p>
+    <w:p>
+      <w:pPr>
+        <w:spacing w:after="0" w:line="240" w:lineRule="auto"/>
+      </w:pPr>
+    </w:p>
+    <w:p>
+      <w:pPr>
+        <w:spacing w:after="0" w:line="240" w:lineRule="auto"/>
+      </w:pPr>
+    </w:p>
+    <w:p>
+      <w:pPr>
+        <w:spacing w:after="0" w:line="240" w:lineRule="auto"/>
+      </w:pPr>
+    </w:p>
+    <w:p>
+      <w:pPr>
+        <w:spacing w:after="0" w:line="240" w:lineRule="auto"/>
+      </w:pPr>
+    </w:p>
+    <w:p>
+      <w:pPr>
+        <w:spacing w:after="0" w:line="240" w:lineRule="auto"/>
+      </w:pPr>
+    </w:p>
+    <w:p>
+      <w:pPr>
+        <w:spacing w:after="0" w:line="240" w:lineRule="auto"/>
+      </w:pPr>
+    </w:p>
+    <w:p>
+      <w:pPr>
+        <w:spacing w:after="0" w:line="240" w:lineRule="auto"/>
+      </w:pPr>
+    </w:p>
+    <w:p>
+      <w:pPr>
+        <w:spacing w:after="0" w:line="240" w:lineRule="auto"/>
+      </w:pPr>
+    </w:p>
+    <w:p>
+      <w:pPr>
+        <w:spacing w:after="0" w:line="240" w:lineRule="auto"/>
+      </w:pPr>
+    </w:p>
+    <w:p>
+      <w:pPr>
+        <w:spacing w:after="0" w:line="240" w:lineRule="auto"/>
+      </w:pPr>
+    </w:p>
+    <w:p>
+      <w:pPr>
+        <w:spacing w:after="0" w:line="240" w:lineRule="auto"/>
+      </w:pPr>
+    </w:p>
+    <w:p>
+      <w:pPr>
+        <w:spacing w:after="0" w:line="240" w:lineRule="auto"/>
+      </w:pPr>
+    </w:p>
+    <w:p>
+      <w:pPr>
+        <w:spacing w:after="0" w:line="240" w:lineRule="auto"/>
+      </w:pPr>
+    </w:p>
+    <w:p>
+      <w:pPr>
+        <w:spacing w:after="0" w:line="240" w:lineRule="auto"/>
+      </w:pPr>
+    </w:p>
+    <w:p>
+      <w:pPr>
+        <w:spacing w:after="0" w:line="240" w:lineRule="auto"/>
+      </w:pPr>
+    </w:p>
+    <w:tbl>
+      <w:tblPr>
+        <w:tblStyle w:val="TableGrid"/>
+        <w:tblW w:w="0" w:type="auto"/>
+        <w:tblLook w:val="04A0" w:firstRow="1" w:lastRow="0" w:firstColumn="1" w:lastColumn="0" w:noHBand="0" w:noVBand="1"/>
+      </w:tblPr>
+      <w:tblGrid>
+        <w:gridCol w:w="10682"/>
+      </w:tblGrid>
+      <w:tr>
+        <w:tc>
+          <w:tcPr>
+            <w:tcW w:w="10682" w:type="dxa"/>
+          </w:tcPr>
+          <w:p>
+            <w:r>
+              <w:t>1. Instantiate Bean (Constructor)</w:t>
+            </w:r>
+          </w:p>
+          <w:p>
+            <w:r>
+              <w:t xml:space="preserve">        ↓</w:t>
+            </w:r>
+          </w:p>
+          <w:p>
+            <w:r>
+              <w:t>2. Populate Properties (Setter Injection)</w:t>
+            </w:r>
+          </w:p>
+          <w:p>
+            <w:r>
+              <w:t xml:space="preserve">        ↓</w:t>
+            </w:r>
+          </w:p>
+          <w:p>
+            <w:r>
+              <w:t>3. BeanNameAware.setBeanName()</w:t>
+            </w:r>
+          </w:p>
+          <w:p>
+            <w:r>
+              <w:t xml:space="preserve">        ↓</w:t>
+            </w:r>
+          </w:p>
+          <w:p>
+            <w:r>
+              <w:t>4. BeanFactoryAware.setBeanFactory()</w:t>
+            </w:r>
+          </w:p>
+          <w:p>
+            <w:r>
+              <w:t xml:space="preserve">        ↓</w:t>
+            </w:r>
+          </w:p>
+          <w:p>
+            <w:r>
+              <w:t>5. ApplicationContextAware.setApplicationContext()</w:t>
+            </w:r>
+          </w:p>
+          <w:p>
+            <w:r>
+              <w:t xml:space="preserve">        ↓</w:t>
+            </w:r>
+          </w:p>
+          <w:p>
+            <w:r>
+              <w:t>6. BeanPostProcessor.postProcessBeforeInitialization()</w:t>
+            </w:r>
+          </w:p>
+          <w:p>
+            <w:r>
+              <w:t xml:space="preserve">        ↓</w:t>
+            </w:r>
+          </w:p>
+          <w:p>
+            <w:r>
+              <w:t xml:space="preserve">7. </w:t>
+            </w:r>
+            <w:r>
+              <w:rPr>
+                <w:b/>
+                <w:bCs/>
+              </w:rPr>
+              <w:t>InitializingBean.afterPropertiesSet()</w:t>
+            </w:r>
+          </w:p>
+          <w:p>
+            <w:r>
+              <w:t xml:space="preserve">        ↓</w:t>
+            </w:r>
+          </w:p>
+          <w:p>
+            <w:r>
+              <w:t>8. Custom init-method()</w:t>
+            </w:r>
+          </w:p>
+          <w:p>
+            <w:r>
+              <w:t xml:space="preserve">        ↓</w:t>
+            </w:r>
+          </w:p>
+          <w:p>
+            <w:r>
+              <w:t>9. Bean is Ready for Use</w:t>
+            </w:r>
+            <w:r>
+              <w:t xml:space="preserve"> </w:t>
+            </w:r>
+            <w:r>
+              <w:sym w:font="Wingdings" w:char="F0E8"/>
+            </w:r>
+            <w:r>
+              <w:t xml:space="preserve"> </w:t>
+            </w:r>
+            <w:r>
+              <w:t xml:space="preserve">here it </w:t>
+            </w:r>
+            <w:r>
+              <w:t>executes our entire logic.</w:t>
+            </w:r>
+          </w:p>
+          <w:p>
+            <w:r>
+              <w:t xml:space="preserve">        ↓</w:t>
+            </w:r>
+          </w:p>
+          <w:p>
+            <w:r>
+              <w:t>10. BeanPostProcessor.postProcessAfterInitialization()</w:t>
+            </w:r>
+          </w:p>
+          <w:p>
+            <w:r>
+              <w:t xml:space="preserve">        ↓</w:t>
+            </w:r>
+          </w:p>
+          <w:p>
+            <w:r>
+              <w:t>11. Bean Used by Application</w:t>
+            </w:r>
+          </w:p>
+          <w:p>
+            <w:r>
+              <w:t xml:space="preserve">        ↓</w:t>
+            </w:r>
+          </w:p>
+          <w:p>
+            <w:r>
+              <w:t>12</w:t>
+            </w:r>
+            <w:r>
+              <w:rPr>
+                <w:b/>
+                <w:bCs/>
+              </w:rPr>
+              <w:t>. DisposableBean.destroy()</w:t>
+            </w:r>
+          </w:p>
+          <w:p>
+            <w:r>
+              <w:t xml:space="preserve">        ↓</w:t>
+            </w:r>
+          </w:p>
+          <w:p>
+            <w:r>
+              <w:t>13. Custom destroy-method()</w:t>
+            </w:r>
+          </w:p>
+        </w:tc>
+      </w:tr>
+    </w:tbl>
+    <w:p>
+      <w:pPr>
+        <w:spacing w:after="0" w:line="240" w:lineRule="auto"/>
+      </w:pPr>
+    </w:p>
+    <w:p>
+      <w:pPr>
+        <w:spacing w:after="0" w:line="240" w:lineRule="auto"/>
+      </w:pPr>
+    </w:p>
+    <w:p>
+      <w:pPr>
+        <w:spacing w:after="0" w:line="240" w:lineRule="auto"/>
+      </w:pPr>
+    </w:p>
+    <w:p>
+      <w:pPr>
+        <w:spacing w:after="0" w:line="240" w:lineRule="auto"/>
+      </w:pPr>
+    </w:p>
+    <w:p>
+      <w:pPr>
+        <w:spacing w:after="0" w:line="240" w:lineRule="auto"/>
+        <w:rPr>
+          <w:b/>
+          <w:bCs/>
+        </w:rPr>
+      </w:pPr>
+      <w:r>
+        <w:rPr>
+          <w:b/>
+          <w:bCs/>
+        </w:rPr>
+        <w:t>Spring - Bean Post Processors</w:t>
+      </w:r>
+    </w:p>
+    <w:p>
+      <w:pPr>
+        <w:spacing w:after="0" w:line="240" w:lineRule="auto"/>
+      </w:pPr>
+      <w:hyperlink r:id="rId12" w:history="1">
+        <w:r>
+          <w:rPr>
+            <w:rStyle w:val="Hyperlink"/>
+          </w:rPr>
+          <w:t>https://www.tutorialspoint.com/spring/spring_bean_post_processors.htm</w:t>
+        </w:r>
+      </w:hyperlink>
+      <w:r>
+        <w:t xml:space="preserve"> </w:t>
+      </w:r>
+    </w:p>
+    <w:p>
+      <w:pPr>
+        <w:spacing w:after="0" w:line="240" w:lineRule="auto"/>
+      </w:pPr>
+      <w:r>
+        <w:t xml:space="preserve">Instantiation </w:t>
+      </w:r>
+      <w:r>
+        <w:sym w:font="Wingdings" w:char="F0E0"/>
+      </w:r>
+      <w:r>
+        <w:t xml:space="preserve"> Object</w:t>
+      </w:r>
+      <w:r>
+        <w:t xml:space="preserve"> creat</w:t>
+      </w:r>
+      <w:r>
+        <w:t>ion.</w:t>
+      </w:r>
+      <w:r>
+        <w:t xml:space="preserve"> </w:t>
+      </w:r>
+      <w:r>
+        <w:sym w:font="Wingdings" w:char="F0E0"/>
+      </w:r>
+      <w:r>
+        <w:t xml:space="preserve"> constructor.</w:t>
+      </w:r>
+    </w:p>
+    <w:p>
+      <w:pPr>
+        <w:spacing w:after="0" w:line="240" w:lineRule="auto"/>
+      </w:pPr>
+      <w:r>
+        <w:t xml:space="preserve">Initialization </w:t>
+      </w:r>
+      <w:r>
+        <w:sym w:font="Wingdings" w:char="F0E0"/>
+      </w:r>
+      <w:r>
+        <w:t xml:space="preserve"> </w:t>
+      </w:r>
+      <w:r>
+        <w:t>setting</w:t>
+      </w:r>
+      <w:r>
+        <w:t>/assigning</w:t>
+      </w:r>
+      <w:r>
+        <w:t xml:space="preserve"> data to instance variables. </w:t>
+      </w:r>
+      <w:r>
+        <w:sym w:font="Wingdings" w:char="F0E0"/>
+      </w:r>
+      <w:r>
+        <w:t xml:space="preserve"> </w:t>
+      </w:r>
+      <w:r>
+        <w:t xml:space="preserve">by </w:t>
+      </w:r>
+      <w:r>
+        <w:t>calling setter</w:t>
+      </w:r>
+      <w:r>
+        <w:t>s</w:t>
+      </w:r>
+      <w:r>
+        <w:t>.</w:t>
+      </w:r>
+    </w:p>
+    <w:p>
+      <w:pPr>
+        <w:spacing w:after="0" w:line="240" w:lineRule="auto"/>
+      </w:pPr>
+    </w:p>
+    <w:p>
+      <w:pPr>
+        <w:spacing w:after="0" w:line="240" w:lineRule="auto"/>
+      </w:pPr>
+      <w:r>
+        <w:t xml:space="preserve">Injection </w:t>
+      </w:r>
+      <w:r>
+        <w:sym w:font="Wingdings" w:char="F0E0"/>
+      </w:r>
+      <w:r>
+        <w:t xml:space="preserve"> </w:t>
+      </w:r>
+      <w:r>
+        <w:t>Assigning one class object in</w:t>
+      </w:r>
+      <w:r>
+        <w:t>to</w:t>
+      </w:r>
+      <w:r>
+        <w:t xml:space="preserve"> another class., </w:t>
+      </w:r>
+      <w:r>
+        <w:t>calling setter and constructors to set the value to class.</w:t>
+      </w:r>
+    </w:p>
+    <w:p>
+      <w:pPr>
+        <w:spacing w:after="0" w:line="240" w:lineRule="auto"/>
+      </w:pPr>
+      <w:r>
+        <w:tab/>
+      </w:r>
+    </w:p>
+    <w:p>
+      <w:pPr>
+        <w:spacing w:after="0" w:line="240" w:lineRule="auto"/>
+      </w:pPr>
+    </w:p>
+    <w:p>
+      <w:pPr>
+        <w:spacing w:after="0" w:line="240" w:lineRule="auto"/>
+        <w:rPr>
+          <w:b/>
+          <w:bCs/>
+        </w:rPr>
+      </w:pPr>
+      <w:r>
+        <w:rPr>
+          <w:b/>
+          <w:bCs/>
+        </w:rPr>
+        <w:t>Spring - Dependency Injection</w:t>
+      </w:r>
+    </w:p>
+    <w:p>
+      <w:pPr>
+        <w:spacing w:after="0" w:line="240" w:lineRule="auto"/>
+      </w:pPr>
+    </w:p>
+    <w:p>
+      <w:pPr>
+        <w:spacing w:after="0" w:line="240" w:lineRule="auto"/>
+      </w:pPr>
+    </w:p>
+    <w:p>
+      <w:pPr>
+        <w:spacing w:after="0" w:line="240" w:lineRule="auto"/>
+        <w:rPr>
+          <w:b/>
+          <w:bCs/>
+        </w:rPr>
+      </w:pPr>
+      <w:r>
+        <w:rPr>
+          <w:b/>
+          <w:bCs/>
+        </w:rPr>
+        <w:t>Spring - Annotation Based Configuration</w:t>
+      </w:r>
+    </w:p>
+    <w:p>
+      <w:pPr>
+        <w:spacing w:after="0" w:line="240" w:lineRule="auto"/>
+      </w:pPr>
+    </w:p>
+    <w:p>
+      <w:pPr>
+        <w:spacing w:after="0" w:line="240" w:lineRule="auto"/>
+      </w:pPr>
+    </w:p>
+    <w:p>
+      <w:pPr>
+        <w:spacing w:after="0" w:line="240" w:lineRule="auto"/>
+        <w:rPr>
+          <w:b/>
+          <w:bCs/>
+        </w:rPr>
+      </w:pPr>
+      <w:r>
+        <w:rPr>
+          <w:b/>
+          <w:bCs/>
+        </w:rPr>
+        <w:t>Spring - Java Based Configuration</w:t>
+      </w:r>
+    </w:p>
+    <w:p>
+      <w:pPr>
+        <w:spacing w:after="0" w:line="240" w:lineRule="auto"/>
+      </w:pPr>
+    </w:p>
+    <w:p>
+      <w:pPr>
+        <w:spacing w:after="0" w:line="240" w:lineRule="auto"/>
+      </w:pPr>
+      <w:r>
+        <w:rPr>
+          <w:b/>
+          <w:bCs/>
+        </w:rPr>
+        <w:t>@Configuration</w:t>
+      </w:r>
+      <w:r>
+        <w:t xml:space="preserve"> </w:t>
+      </w:r>
+      <w:r>
+        <w:sym w:font="Wingdings" w:char="F0E0"/>
+      </w:r>
+      <w:r>
+        <w:t xml:space="preserve"> used on top of class.</w:t>
+      </w:r>
+    </w:p>
+    <w:p>
+      <w:pPr>
+        <w:spacing w:after="0" w:line="240" w:lineRule="auto"/>
+      </w:pPr>
+      <w:r>
+        <w:rPr>
+          <w:b/>
+          <w:bCs/>
+        </w:rPr>
+        <w:t>@Bean</w:t>
+      </w:r>
+      <w:r>
+        <w:t xml:space="preserve"> </w:t>
+      </w:r>
+      <w:r>
+        <w:sym w:font="Wingdings" w:char="F0E0"/>
+      </w:r>
+      <w:r>
+        <w:t xml:space="preserve"> used on top of method.</w:t>
+      </w:r>
+      <w:r>
+        <w:t xml:space="preserve"> </w:t>
+      </w:r>
+      <w:r>
+        <w:sym w:font="Wingdings" w:char="F0E0"/>
+      </w:r>
+      <w:r>
+        <w:t xml:space="preserve"> </w:t>
+      </w:r>
+      <w:r>
+        <w:t xml:space="preserve">@Bean will return an object that should be registered as a bean in the Spring </w:t>
+      </w:r>
+    </w:p>
+    <w:p>
+      <w:pPr>
+        <w:spacing w:after="0" w:line="240" w:lineRule="auto"/>
+      </w:pPr>
+      <w:r>
+        <w:t xml:space="preserve">                                                                     </w:t>
+      </w:r>
+      <w:r>
+        <w:t>application context.</w:t>
+      </w:r>
+    </w:p>
+    <w:p>
+      <w:pPr>
+        <w:spacing w:after="0" w:line="240" w:lineRule="auto"/>
+      </w:pPr>
+      <w:r>
+        <w:t xml:space="preserve">If you add @Bean on top of a method </w:t>
+      </w:r>
+      <w:r>
+        <w:t>IOC</w:t>
+      </w:r>
+      <w:r>
+        <w:t xml:space="preserve"> container converts java</w:t>
+      </w:r>
+      <w:r>
+        <w:t xml:space="preserve"> </w:t>
+      </w:r>
+      <w:r>
+        <w:t xml:space="preserve">bean </w:t>
+      </w:r>
+      <w:r>
+        <w:t>into</w:t>
+      </w:r>
+      <w:r>
+        <w:t xml:space="preserve"> spring bean.</w:t>
+      </w:r>
+    </w:p>
+    <w:p>
+      <w:pPr>
+        <w:spacing w:after="0" w:line="240" w:lineRule="auto"/>
+      </w:pPr>
+    </w:p>
+    <w:p>
+      <w:pPr>
+        <w:spacing w:after="0" w:line="240" w:lineRule="auto"/>
+      </w:pPr>
+      <w:r>
+        <w:t>@Configuration == &lt;bean</w:t>
+      </w:r>
+      <w:r>
+        <w:rPr>
+          <w:b/>
+          <w:bCs/>
+          <w:highlight w:val="yellow"/>
+        </w:rPr>
+        <w:t>s</w:t>
+      </w:r>
+      <w:r>
+        <w:t>&gt; tag.</w:t>
+      </w:r>
+    </w:p>
+    <w:p>
+      <w:pPr>
+        <w:spacing w:after="0" w:line="240" w:lineRule="auto"/>
+      </w:pPr>
+      <w:r>
+        <w:t>@Bean == &lt;bean&gt; tag.</w:t>
+      </w:r>
+    </w:p>
+    <w:p>
+      <w:pPr>
+        <w:spacing w:after="0" w:line="240" w:lineRule="auto"/>
+      </w:pPr>
+    </w:p>
+    <w:p>
+      <w:pPr>
+        <w:spacing w:after="0" w:line="240" w:lineRule="auto"/>
+      </w:pPr>
+    </w:p>
+    <w:p>
+      <w:pPr>
+        <w:spacing w:after="0" w:line="240" w:lineRule="auto"/>
+      </w:pPr>
+    </w:p>
+    <w:p>
+      <w:pPr>
+        <w:spacing w:after="0" w:line="240" w:lineRule="auto"/>
+      </w:pPr>
+    </w:p>
+    <w:tbl>
+      <w:tblPr>
+        <w:tblStyle w:val="TableGrid"/>
+        <w:tblW w:w="0" w:type="auto"/>
+        <w:tblLook w:val="04A0" w:firstRow="1" w:lastRow="0" w:firstColumn="1" w:lastColumn="0" w:noHBand="0" w:noVBand="1"/>
+      </w:tblPr>
+      <w:tblGrid>
+        <w:gridCol w:w="3560"/>
+        <w:gridCol w:w="3561"/>
+        <w:gridCol w:w="3561"/>
+      </w:tblGrid>
+      <w:tr>
+        <w:tc>
+          <w:tcPr>
+            <w:tcW w:w="3560" w:type="dxa"/>
+          </w:tcPr>
+          <w:p>
+            <w:pPr>
+              <w:rPr>
+                <w:sz w:val="16"/>
+                <w:szCs w:val="16"/>
+              </w:rPr>
+            </w:pPr>
+          </w:p>
+        </w:tc>
+        <w:tc>
+          <w:tcPr>
+            <w:tcW w:w="3561" w:type="dxa"/>
+          </w:tcPr>
+          <w:p>
+            <w:pPr>
+              <w:rPr>
+                <w:sz w:val="16"/>
+                <w:szCs w:val="16"/>
+              </w:rPr>
+            </w:pPr>
+          </w:p>
+        </w:tc>
+        <w:tc>
+          <w:tcPr>
+            <w:tcW w:w="3561" w:type="dxa"/>
+          </w:tcPr>
+          <w:p>
+            <w:pPr>
+              <w:rPr>
+                <w:sz w:val="16"/>
+                <w:szCs w:val="16"/>
+              </w:rPr>
+            </w:pPr>
+          </w:p>
+        </w:tc>
+      </w:tr>
+      <w:tr>
+        <w:tc>
+          <w:tcPr>
+            <w:tcW w:w="3560" w:type="dxa"/>
+          </w:tcPr>
+          <w:p>
+            <w:pPr>
+              <w:rPr>
+                <w:sz w:val="16"/>
+                <w:szCs w:val="16"/>
+              </w:rPr>
+            </w:pPr>
+            <w:r>
+              <w:rPr>
+                <w:sz w:val="16"/>
+                <w:szCs w:val="16"/>
+              </w:rPr>
+              <w:t>public static void main(String[] args) {</w:t>
+            </w:r>
+            <w:r>
+              <w:rPr>
+                <w:sz w:val="16"/>
+                <w:szCs w:val="16"/>
+              </w:rPr>
+              <w:br/>
+              <w:t xml:space="preserve">    AnnotationConfigApplicationContext ctx = new AnnotationConfigApplicationContext();</w:t>
+            </w:r>
+            <w:r>
+              <w:rPr>
+                <w:sz w:val="16"/>
+                <w:szCs w:val="16"/>
+              </w:rPr>
+              <w:br/>
+              <w:t xml:space="preserve">    </w:t>
+            </w:r>
+            <w:r>
+              <w:rPr>
+                <w:b/>
+                <w:bCs/>
+                <w:sz w:val="16"/>
+                <w:szCs w:val="16"/>
+                <w:highlight w:val="yellow"/>
+              </w:rPr>
+              <w:t>ctx.register(SbiCreditCardConfig.class, SbiDebitCardConfig.class);</w:t>
+            </w:r>
+            <w:r>
+              <w:rPr>
+                <w:b/>
+                <w:bCs/>
+                <w:sz w:val="16"/>
+                <w:szCs w:val="16"/>
+                <w:highlight w:val="yellow"/>
+              </w:rPr>
+              <w:br/>
+              <w:t xml:space="preserve">    ctx.refresh();</w:t>
+            </w:r>
+            <w:r>
+              <w:rPr>
+                <w:b/>
+                <w:bCs/>
+                <w:sz w:val="16"/>
+                <w:szCs w:val="16"/>
+              </w:rPr>
+              <w:br/>
+            </w:r>
+            <w:r>
+              <w:rPr>
+                <w:sz w:val="16"/>
+                <w:szCs w:val="16"/>
+              </w:rPr>
+              <w:t xml:space="preserve">    SbiDebitCard creditCard = ctx.getBean(SbiDebitCard.class);</w:t>
+            </w:r>
+            <w:r>
+              <w:rPr>
+                <w:sz w:val="16"/>
+                <w:szCs w:val="16"/>
+              </w:rPr>
+              <w:br/>
+              <w:t xml:space="preserve">    creditCard.limit();</w:t>
+            </w:r>
+            <w:r>
+              <w:rPr>
+                <w:sz w:val="16"/>
+                <w:szCs w:val="16"/>
+              </w:rPr>
+              <w:br/>
+            </w:r>
+            <w:r>
+              <w:rPr>
+                <w:sz w:val="16"/>
+                <w:szCs w:val="16"/>
+              </w:rPr>
+              <w:br/>
+              <w:t>}</w:t>
+            </w:r>
+          </w:p>
+          <w:p>
+            <w:pPr>
+              <w:rPr>
+                <w:sz w:val="16"/>
+                <w:szCs w:val="16"/>
+              </w:rPr>
+            </w:pPr>
+          </w:p>
+        </w:tc>
+        <w:tc>
+          <w:tcPr>
+            <w:tcW w:w="3561" w:type="dxa"/>
+          </w:tcPr>
+          <w:p>
+            <w:pPr>
+              <w:rPr>
+                <w:sz w:val="16"/>
+                <w:szCs w:val="16"/>
+              </w:rPr>
+            </w:pPr>
+            <w:r>
+              <w:rPr>
+                <w:sz w:val="16"/>
+                <w:szCs w:val="16"/>
+              </w:rPr>
+              <w:t>@Configuration</w:t>
+            </w:r>
+            <w:r>
+              <w:rPr>
+                <w:i/>
+                <w:iCs/>
+                <w:sz w:val="16"/>
+                <w:szCs w:val="16"/>
+              </w:rPr>
+              <w:t>// gving</w:t>
+            </w:r>
+            <w:r>
+              <w:rPr>
+                <w:i/>
+                <w:iCs/>
+                <w:sz w:val="16"/>
+                <w:szCs w:val="16"/>
+              </w:rPr>
+              <w:br/>
+            </w:r>
+            <w:r>
+              <w:rPr>
+                <w:sz w:val="16"/>
+                <w:szCs w:val="16"/>
+              </w:rPr>
+              <w:t>public class SbiDebitCardConfig {</w:t>
+            </w:r>
+            <w:r>
+              <w:rPr>
+                <w:sz w:val="16"/>
+                <w:szCs w:val="16"/>
+              </w:rPr>
+              <w:br/>
+            </w:r>
+            <w:r>
+              <w:rPr>
+                <w:sz w:val="16"/>
+                <w:szCs w:val="16"/>
+              </w:rPr>
+              <w:br/>
+              <w:t xml:space="preserve">    public SbiDebitCardConfig(){</w:t>
+            </w:r>
+            <w:r>
+              <w:rPr>
+                <w:sz w:val="16"/>
+                <w:szCs w:val="16"/>
+              </w:rPr>
+              <w:br/>
+              <w:t xml:space="preserve">        System.</w:t>
+            </w:r>
+            <w:r>
+              <w:rPr>
+                <w:i/>
+                <w:iCs/>
+                <w:sz w:val="16"/>
+                <w:szCs w:val="16"/>
+              </w:rPr>
+              <w:t>out</w:t>
+            </w:r>
+            <w:r>
+              <w:rPr>
+                <w:sz w:val="16"/>
+                <w:szCs w:val="16"/>
+              </w:rPr>
+              <w:t>.println("Ctr --&gt; SbiDebitCardConfig");</w:t>
+            </w:r>
+            <w:r>
+              <w:rPr>
+                <w:sz w:val="16"/>
+                <w:szCs w:val="16"/>
+              </w:rPr>
+              <w:br/>
+              <w:t xml:space="preserve">    }</w:t>
+            </w:r>
+            <w:r>
+              <w:rPr>
+                <w:sz w:val="16"/>
+                <w:szCs w:val="16"/>
+              </w:rPr>
+              <w:br/>
+            </w:r>
+            <w:r>
+              <w:rPr>
+                <w:sz w:val="16"/>
+                <w:szCs w:val="16"/>
+              </w:rPr>
+              <w:br/>
+              <w:t xml:space="preserve">    @Bean</w:t>
+            </w:r>
+            <w:r>
+              <w:rPr>
+                <w:i/>
+                <w:iCs/>
+                <w:sz w:val="16"/>
+                <w:szCs w:val="16"/>
+              </w:rPr>
+              <w:t>//giving instructions.</w:t>
+            </w:r>
+            <w:r>
+              <w:rPr>
+                <w:i/>
+                <w:iCs/>
+                <w:sz w:val="16"/>
+                <w:szCs w:val="16"/>
+              </w:rPr>
+              <w:br/>
+              <w:t xml:space="preserve">    </w:t>
+            </w:r>
+            <w:r>
+              <w:rPr>
+                <w:sz w:val="16"/>
+                <w:szCs w:val="16"/>
+              </w:rPr>
+              <w:t>public SbiDebitCard m51(){</w:t>
+            </w:r>
+            <w:r>
+              <w:rPr>
+                <w:sz w:val="16"/>
+                <w:szCs w:val="16"/>
+              </w:rPr>
+              <w:br/>
+              <w:t xml:space="preserve">        return new SbiDebitCard();</w:t>
+            </w:r>
+            <w:r>
+              <w:rPr>
+                <w:sz w:val="16"/>
+                <w:szCs w:val="16"/>
+              </w:rPr>
+              <w:br/>
+              <w:t xml:space="preserve">    }</w:t>
+            </w:r>
+            <w:r>
+              <w:rPr>
+                <w:sz w:val="16"/>
+                <w:szCs w:val="16"/>
+              </w:rPr>
+              <w:br/>
+              <w:t>}</w:t>
+            </w:r>
+          </w:p>
+          <w:p>
+            <w:pPr>
+              <w:rPr>
+                <w:sz w:val="16"/>
+                <w:szCs w:val="16"/>
+              </w:rPr>
+            </w:pPr>
+            <w:r>
+              <w:rPr>
+                <w:sz w:val="16"/>
+                <w:szCs w:val="16"/>
+              </w:rPr>
+              <w:t>--</w:t>
+            </w:r>
+          </w:p>
+          <w:p>
+            <w:pPr>
+              <w:rPr>
+                <w:sz w:val="16"/>
+                <w:szCs w:val="16"/>
+              </w:rPr>
+            </w:pPr>
+            <w:r>
+              <w:rPr>
+                <w:sz w:val="16"/>
+                <w:szCs w:val="16"/>
+              </w:rPr>
+              <w:t>public class SbiDebitCard {</w:t>
+            </w:r>
+            <w:r>
+              <w:rPr>
+                <w:sz w:val="16"/>
+                <w:szCs w:val="16"/>
+              </w:rPr>
+              <w:br/>
+              <w:t xml:space="preserve">    public void limit(){</w:t>
+            </w:r>
+            <w:r>
+              <w:rPr>
+                <w:sz w:val="16"/>
+                <w:szCs w:val="16"/>
+              </w:rPr>
+              <w:br/>
+              <w:t xml:space="preserve">        System.</w:t>
+            </w:r>
+            <w:r>
+              <w:rPr>
+                <w:i/>
+                <w:iCs/>
+                <w:sz w:val="16"/>
+                <w:szCs w:val="16"/>
+              </w:rPr>
+              <w:t>out</w:t>
+            </w:r>
+            <w:r>
+              <w:rPr>
+                <w:sz w:val="16"/>
+                <w:szCs w:val="16"/>
+              </w:rPr>
+              <w:t>.println("DebitCard Limit is 5Laks");</w:t>
+            </w:r>
+            <w:r>
+              <w:rPr>
+                <w:sz w:val="16"/>
+                <w:szCs w:val="16"/>
+              </w:rPr>
+              <w:br/>
+              <w:t xml:space="preserve">    }</w:t>
+            </w:r>
+            <w:r>
+              <w:rPr>
+                <w:sz w:val="16"/>
+                <w:szCs w:val="16"/>
+              </w:rPr>
+              <w:br/>
+              <w:t xml:space="preserve">    public void dueAmount(){</w:t>
+            </w:r>
+            <w:r>
+              <w:rPr>
+                <w:sz w:val="16"/>
+                <w:szCs w:val="16"/>
+              </w:rPr>
+              <w:br/>
+              <w:t xml:space="preserve">        System.</w:t>
+            </w:r>
+            <w:r>
+              <w:rPr>
+                <w:i/>
+                <w:iCs/>
+                <w:sz w:val="16"/>
+                <w:szCs w:val="16"/>
+              </w:rPr>
+              <w:t>out</w:t>
+            </w:r>
+            <w:r>
+              <w:rPr>
+                <w:sz w:val="16"/>
+                <w:szCs w:val="16"/>
+              </w:rPr>
+              <w:t>.println("DebitCard Due amount is: 2Laks");</w:t>
+            </w:r>
+            <w:r>
+              <w:rPr>
+                <w:sz w:val="16"/>
+                <w:szCs w:val="16"/>
+              </w:rPr>
+              <w:br/>
+              <w:t xml:space="preserve">    }</w:t>
+            </w:r>
+            <w:r>
+              <w:rPr>
+                <w:sz w:val="16"/>
+                <w:szCs w:val="16"/>
+              </w:rPr>
+              <w:br/>
+              <w:t>}</w:t>
+            </w:r>
+          </w:p>
+          <w:p>
+            <w:pPr>
+              <w:rPr>
+                <w:sz w:val="16"/>
+                <w:szCs w:val="16"/>
+              </w:rPr>
+            </w:pPr>
+          </w:p>
+        </w:tc>
+        <w:tc>
+          <w:tcPr>
+            <w:tcW w:w="3561" w:type="dxa"/>
+          </w:tcPr>
+          <w:p>
+            <w:pPr>
+              <w:rPr>
+                <w:sz w:val="16"/>
+                <w:szCs w:val="16"/>
+              </w:rPr>
+            </w:pPr>
+            <w:r>
+              <w:rPr>
+                <w:sz w:val="16"/>
+                <w:szCs w:val="16"/>
+              </w:rPr>
+              <w:t>@Configuration</w:t>
+            </w:r>
+            <w:r>
+              <w:rPr>
+                <w:i/>
+                <w:iCs/>
+                <w:sz w:val="16"/>
+                <w:szCs w:val="16"/>
+              </w:rPr>
+              <w:t>// gving</w:t>
+            </w:r>
+            <w:r>
+              <w:rPr>
+                <w:i/>
+                <w:iCs/>
+                <w:sz w:val="16"/>
+                <w:szCs w:val="16"/>
+              </w:rPr>
+              <w:br/>
+            </w:r>
+            <w:r>
+              <w:rPr>
+                <w:sz w:val="16"/>
+                <w:szCs w:val="16"/>
+              </w:rPr>
+              <w:t>public class SbiCreditCardConfig {</w:t>
+            </w:r>
+            <w:r>
+              <w:rPr>
+                <w:sz w:val="16"/>
+                <w:szCs w:val="16"/>
+              </w:rPr>
+              <w:br/>
+            </w:r>
+            <w:r>
+              <w:rPr>
+                <w:sz w:val="16"/>
+                <w:szCs w:val="16"/>
+              </w:rPr>
+              <w:br/>
+              <w:t xml:space="preserve">    public SbiCreditCardConfig(){</w:t>
+            </w:r>
+            <w:r>
+              <w:rPr>
+                <w:sz w:val="16"/>
+                <w:szCs w:val="16"/>
+              </w:rPr>
+              <w:br/>
+              <w:t xml:space="preserve">        System.</w:t>
+            </w:r>
+            <w:r>
+              <w:rPr>
+                <w:i/>
+                <w:iCs/>
+                <w:sz w:val="16"/>
+                <w:szCs w:val="16"/>
+              </w:rPr>
+              <w:t>out</w:t>
+            </w:r>
+            <w:r>
+              <w:rPr>
+                <w:sz w:val="16"/>
+                <w:szCs w:val="16"/>
+              </w:rPr>
+              <w:t>.println("Ctr --&gt; SbiCreditCardConfig");</w:t>
+            </w:r>
+            <w:r>
+              <w:rPr>
+                <w:sz w:val="16"/>
+                <w:szCs w:val="16"/>
+              </w:rPr>
+              <w:br/>
+              <w:t xml:space="preserve">    }</w:t>
+            </w:r>
+            <w:r>
+              <w:rPr>
+                <w:sz w:val="16"/>
+                <w:szCs w:val="16"/>
+              </w:rPr>
+              <w:br/>
+            </w:r>
+            <w:r>
+              <w:rPr>
+                <w:sz w:val="16"/>
+                <w:szCs w:val="16"/>
+              </w:rPr>
+              <w:br/>
+              <w:t xml:space="preserve">    @Bean</w:t>
+            </w:r>
+            <w:r>
+              <w:rPr>
+                <w:i/>
+                <w:iCs/>
+                <w:sz w:val="16"/>
+                <w:szCs w:val="16"/>
+              </w:rPr>
+              <w:t>//giving instructions.</w:t>
+            </w:r>
+            <w:r>
+              <w:rPr>
+                <w:i/>
+                <w:iCs/>
+                <w:sz w:val="16"/>
+                <w:szCs w:val="16"/>
+              </w:rPr>
+              <w:br/>
+              <w:t xml:space="preserve">    </w:t>
+            </w:r>
+            <w:r>
+              <w:rPr>
+                <w:sz w:val="16"/>
+                <w:szCs w:val="16"/>
+              </w:rPr>
+              <w:t>public SbiCreditCard m51(){</w:t>
+            </w:r>
+            <w:r>
+              <w:rPr>
+                <w:sz w:val="16"/>
+                <w:szCs w:val="16"/>
+              </w:rPr>
+              <w:br/>
+              <w:t xml:space="preserve">        return new SbiCreditCard();</w:t>
+            </w:r>
+            <w:r>
+              <w:rPr>
+                <w:sz w:val="16"/>
+                <w:szCs w:val="16"/>
+              </w:rPr>
+              <w:br/>
+              <w:t xml:space="preserve">    }</w:t>
+            </w:r>
+            <w:r>
+              <w:rPr>
+                <w:sz w:val="16"/>
+                <w:szCs w:val="16"/>
+              </w:rPr>
+              <w:br/>
+            </w:r>
+            <w:r>
+              <w:rPr>
+                <w:sz w:val="16"/>
+                <w:szCs w:val="16"/>
+              </w:rPr>
+              <w:br/>
+            </w:r>
+            <w:r>
+              <w:rPr>
+                <w:sz w:val="16"/>
+                <w:szCs w:val="16"/>
+              </w:rPr>
+              <w:br/>
+              <w:t>}</w:t>
+            </w:r>
+          </w:p>
+          <w:p>
+            <w:pPr>
+              <w:rPr>
+                <w:sz w:val="16"/>
+                <w:szCs w:val="16"/>
+              </w:rPr>
+            </w:pPr>
+            <w:r>
+              <w:rPr>
+                <w:sz w:val="16"/>
+                <w:szCs w:val="16"/>
+              </w:rPr>
+              <w:t>----</w:t>
+            </w:r>
+          </w:p>
+          <w:p>
+            <w:pPr>
+              <w:rPr>
+                <w:sz w:val="16"/>
+                <w:szCs w:val="16"/>
+              </w:rPr>
+            </w:pPr>
+          </w:p>
+          <w:p>
+            <w:pPr>
+              <w:rPr>
+                <w:sz w:val="16"/>
+                <w:szCs w:val="16"/>
+              </w:rPr>
+            </w:pPr>
+            <w:r>
+              <w:rPr>
+                <w:sz w:val="16"/>
+                <w:szCs w:val="16"/>
+              </w:rPr>
+              <w:t>public class SbiCreditCard {</w:t>
+            </w:r>
+            <w:r>
+              <w:rPr>
+                <w:sz w:val="16"/>
+                <w:szCs w:val="16"/>
+              </w:rPr>
+              <w:br/>
+              <w:t xml:space="preserve">    public void limit(){</w:t>
+            </w:r>
+            <w:r>
+              <w:rPr>
+                <w:sz w:val="16"/>
+                <w:szCs w:val="16"/>
+              </w:rPr>
+              <w:br/>
+              <w:t xml:space="preserve">        System.</w:t>
+            </w:r>
+            <w:r>
+              <w:rPr>
+                <w:i/>
+                <w:iCs/>
+                <w:sz w:val="16"/>
+                <w:szCs w:val="16"/>
+              </w:rPr>
+              <w:t>out</w:t>
+            </w:r>
+            <w:r>
+              <w:rPr>
+                <w:sz w:val="16"/>
+                <w:szCs w:val="16"/>
+              </w:rPr>
+              <w:t>.println("CreditCard Limit is 5Laks");</w:t>
+            </w:r>
+            <w:r>
+              <w:rPr>
+                <w:sz w:val="16"/>
+                <w:szCs w:val="16"/>
+              </w:rPr>
+              <w:br/>
+              <w:t xml:space="preserve">    }</w:t>
+            </w:r>
+            <w:r>
+              <w:rPr>
+                <w:sz w:val="16"/>
+                <w:szCs w:val="16"/>
+              </w:rPr>
+              <w:br/>
+              <w:t xml:space="preserve">    public void dueAmount(){</w:t>
+            </w:r>
+            <w:r>
+              <w:rPr>
+                <w:sz w:val="16"/>
+                <w:szCs w:val="16"/>
+              </w:rPr>
+              <w:br/>
+              <w:t xml:space="preserve">        System.</w:t>
+            </w:r>
+            <w:r>
+              <w:rPr>
+                <w:i/>
+                <w:iCs/>
+                <w:sz w:val="16"/>
+                <w:szCs w:val="16"/>
+              </w:rPr>
+              <w:t>out</w:t>
+            </w:r>
+            <w:r>
+              <w:rPr>
+                <w:sz w:val="16"/>
+                <w:szCs w:val="16"/>
+              </w:rPr>
+              <w:t>.println("CreditCard Due amount is: 2Laks");</w:t>
+            </w:r>
+            <w:r>
+              <w:rPr>
+                <w:sz w:val="16"/>
+                <w:szCs w:val="16"/>
+              </w:rPr>
+              <w:br/>
+              <w:t xml:space="preserve">    }</w:t>
+            </w:r>
+            <w:r>
+              <w:rPr>
+                <w:sz w:val="16"/>
+                <w:szCs w:val="16"/>
+              </w:rPr>
+              <w:br/>
+              <w:t>}</w:t>
+            </w:r>
+          </w:p>
+          <w:p>
+            <w:pPr>
+              <w:rPr>
+                <w:sz w:val="16"/>
+                <w:szCs w:val="16"/>
+              </w:rPr>
+            </w:pPr>
+          </w:p>
+          <w:p>
+            <w:pPr>
+              <w:rPr>
+                <w:sz w:val="16"/>
+                <w:szCs w:val="16"/>
+              </w:rPr>
+            </w:pPr>
+          </w:p>
+        </w:tc>
+      </w:tr>
+    </w:tbl>
+    <w:p>
+      <w:pPr>
+        <w:spacing w:after="0" w:line="240" w:lineRule="auto"/>
+      </w:pPr>
+    </w:p>
+    <w:p>
+      <w:pPr>
+        <w:spacing w:after="0" w:line="240" w:lineRule="auto"/>
+      </w:pPr>
+    </w:p>
+    <w:p>
+      <w:pPr>
+        <w:spacing w:after="0" w:line="240" w:lineRule="auto"/>
+      </w:pPr>
+    </w:p>
+    <w:p>
+      <w:pPr>
+        <w:spacing w:after="0" w:line="240" w:lineRule="auto"/>
+      </w:pPr>
+      <w:r>
+        <w:t xml:space="preserve">The </w:t>
+      </w:r>
+      <w:r>
+        <w:rPr>
+          <w:b/>
+          <w:bCs/>
+        </w:rPr>
+        <w:t>@Import</w:t>
+      </w:r>
+      <w:r>
+        <w:t xml:space="preserve"> Annotation</w:t>
+      </w:r>
+    </w:p>
+    <w:tbl>
+      <w:tblPr>
+        <w:tblStyle w:val="TableGrid"/>
+        <w:tblW w:w="0" w:type="auto"/>
+        <w:tblLook w:val="04A0" w:firstRow="1" w:lastRow="0" w:firstColumn="1" w:lastColumn="0" w:noHBand="0" w:noVBand="1"/>
+      </w:tblPr>
+      <w:tblGrid>
+        <w:gridCol w:w="10682"/>
+      </w:tblGrid>
+      <w:tr>
+        <w:tc>
+          <w:tcPr>
+            <w:tcW w:w="10682" w:type="dxa"/>
+          </w:tcPr>
+          <w:p>
+            <w:r>
+              <w:t>All Annotations List:</w:t>
+            </w:r>
+          </w:p>
+        </w:tc>
+      </w:tr>
+      <w:tr>
+        <w:tc>
+          <w:tcPr>
+            <w:tcW w:w="10682" w:type="dxa"/>
+          </w:tcPr>
+          <w:p>
+            <w:r>
+              <w:t>@Configuration</w:t>
+            </w:r>
+          </w:p>
+          <w:p>
+            <w:r>
+              <w:t>@Bean</w:t>
+            </w:r>
+          </w:p>
+          <w:p>
+            <w:r>
+              <w:t>@Import</w:t>
+            </w:r>
+          </w:p>
+          <w:p>
+            <w:r>
+              <w:t>@Scope</w:t>
+            </w:r>
+          </w:p>
+          <w:p/>
+          <w:p/>
+          <w:p/>
+          <w:p/>
+        </w:tc>
+      </w:tr>
+    </w:tbl>
+    <w:p>
+      <w:pPr>
+        <w:spacing w:after="0" w:line="240" w:lineRule="auto"/>
+      </w:pPr>
+    </w:p>
+    <w:p>
+      <w:pPr>
+        <w:spacing w:after="0" w:line="240" w:lineRule="auto"/>
+      </w:pPr>
+    </w:p>
+    <w:p>
+      <w:pPr>
+        <w:spacing w:after="0" w:line="240" w:lineRule="auto"/>
+      </w:pPr>
+      <w:r>
+        <w:t>Lifecycle Callbacks</w:t>
+      </w:r>
+      <w:r>
+        <w:t xml:space="preserve"> in Annotations</w:t>
+      </w:r>
+      <w:r>
+        <w:t>:</w:t>
+      </w:r>
+    </w:p>
+    <w:tbl>
+      <w:tblPr>
+        <w:tblStyle w:val="TableGrid"/>
+        <w:tblW w:w="0" w:type="auto"/>
+        <w:tblLook w:val="04A0" w:firstRow="1" w:lastRow="0" w:firstColumn="1" w:lastColumn="0" w:noHBand="0" w:noVBand="1"/>
+      </w:tblPr>
+      <w:tblGrid>
+        <w:gridCol w:w="3560"/>
+        <w:gridCol w:w="3561"/>
+        <w:gridCol w:w="3561"/>
+      </w:tblGrid>
+      <w:tr>
+        <w:tc>
+          <w:tcPr>
+            <w:tcW w:w="3560" w:type="dxa"/>
+          </w:tcPr>
+          <w:p>
+            <w:pPr>
+              <w:rPr>
+                <w:sz w:val="16"/>
+                <w:szCs w:val="16"/>
+              </w:rPr>
+            </w:pPr>
+          </w:p>
+        </w:tc>
+        <w:tc>
+          <w:tcPr>
+            <w:tcW w:w="3561" w:type="dxa"/>
+          </w:tcPr>
+          <w:p>
+            <w:pPr>
+              <w:rPr>
+                <w:sz w:val="16"/>
+                <w:szCs w:val="16"/>
+              </w:rPr>
+            </w:pPr>
+          </w:p>
+        </w:tc>
+        <w:tc>
+          <w:tcPr>
+            <w:tcW w:w="3561" w:type="dxa"/>
+          </w:tcPr>
+          <w:p>
+            <w:pPr>
+              <w:rPr>
+                <w:sz w:val="16"/>
+                <w:szCs w:val="16"/>
+              </w:rPr>
+            </w:pPr>
+          </w:p>
+        </w:tc>
+      </w:tr>
+      <w:tr>
+        <w:tc>
+          <w:tcPr>
+            <w:tcW w:w="3560" w:type="dxa"/>
+          </w:tcPr>
+          <w:p>
+            <w:pPr>
+              <w:rPr>
+                <w:sz w:val="16"/>
+                <w:szCs w:val="16"/>
+              </w:rPr>
+            </w:pPr>
+            <w:r>
+              <w:rPr>
+                <w:sz w:val="16"/>
+                <w:szCs w:val="16"/>
+              </w:rPr>
+              <w:t>public class SbiDebitCard {</w:t>
+            </w:r>
+            <w:r>
+              <w:rPr>
+                <w:sz w:val="16"/>
+                <w:szCs w:val="16"/>
+              </w:rPr>
+              <w:br/>
+              <w:t xml:space="preserve">    public void limit(){</w:t>
+            </w:r>
+            <w:r>
+              <w:rPr>
+                <w:sz w:val="16"/>
+                <w:szCs w:val="16"/>
+              </w:rPr>
+              <w:br/>
+              <w:t xml:space="preserve">        System.</w:t>
+            </w:r>
+            <w:r>
+              <w:rPr>
+                <w:i/>
+                <w:iCs/>
+                <w:sz w:val="16"/>
+                <w:szCs w:val="16"/>
+              </w:rPr>
+              <w:t>out</w:t>
+            </w:r>
+            <w:r>
+              <w:rPr>
+                <w:sz w:val="16"/>
+                <w:szCs w:val="16"/>
+              </w:rPr>
+              <w:t>.println("DebitCard Limit is 5Laks");</w:t>
+            </w:r>
+            <w:r>
+              <w:rPr>
+                <w:sz w:val="16"/>
+                <w:szCs w:val="16"/>
+              </w:rPr>
+              <w:br/>
+              <w:t xml:space="preserve">    }</w:t>
+            </w:r>
+            <w:r>
+              <w:rPr>
+                <w:sz w:val="16"/>
+                <w:szCs w:val="16"/>
+              </w:rPr>
+              <w:br/>
+              <w:t xml:space="preserve">    public void dueAmount(){</w:t>
+            </w:r>
+            <w:r>
+              <w:rPr>
+                <w:sz w:val="16"/>
+                <w:szCs w:val="16"/>
+              </w:rPr>
+              <w:br/>
+              <w:t xml:space="preserve">        System.</w:t>
+            </w:r>
+            <w:r>
+              <w:rPr>
+                <w:i/>
+                <w:iCs/>
+                <w:sz w:val="16"/>
+                <w:szCs w:val="16"/>
+              </w:rPr>
+              <w:t>out</w:t>
+            </w:r>
+            <w:r>
+              <w:rPr>
+                <w:sz w:val="16"/>
+                <w:szCs w:val="16"/>
+              </w:rPr>
+              <w:t>.println("DebitCard Due amount is: 2Laks");</w:t>
+            </w:r>
+            <w:r>
+              <w:rPr>
+                <w:sz w:val="16"/>
+                <w:szCs w:val="16"/>
+              </w:rPr>
+              <w:br/>
+              <w:t xml:space="preserve">    }</w:t>
+            </w:r>
+            <w:r>
+              <w:rPr>
+                <w:sz w:val="16"/>
+                <w:szCs w:val="16"/>
+              </w:rPr>
+              <w:br/>
+              <w:t xml:space="preserve">    public void init() {</w:t>
+            </w:r>
+            <w:r>
+              <w:rPr>
+                <w:sz w:val="16"/>
+                <w:szCs w:val="16"/>
+              </w:rPr>
+              <w:br/>
+              <w:t xml:space="preserve">        </w:t>
+            </w:r>
+            <w:r>
+              <w:rPr>
+                <w:i/>
+                <w:iCs/>
+                <w:sz w:val="16"/>
+                <w:szCs w:val="16"/>
+              </w:rPr>
+              <w:t>// initialization logic</w:t>
+            </w:r>
+            <w:r>
+              <w:rPr>
+                <w:i/>
+                <w:iCs/>
+                <w:sz w:val="16"/>
+                <w:szCs w:val="16"/>
+              </w:rPr>
+              <w:br/>
+              <w:t xml:space="preserve">        </w:t>
+            </w:r>
+            <w:r>
+              <w:rPr>
+                <w:sz w:val="16"/>
+                <w:szCs w:val="16"/>
+              </w:rPr>
+              <w:t>System.</w:t>
+            </w:r>
+            <w:r>
+              <w:rPr>
+                <w:i/>
+                <w:iCs/>
+                <w:sz w:val="16"/>
+                <w:szCs w:val="16"/>
+              </w:rPr>
+              <w:t>out</w:t>
+            </w:r>
+            <w:r>
+              <w:rPr>
+                <w:sz w:val="16"/>
+                <w:szCs w:val="16"/>
+              </w:rPr>
+              <w:t>.println("init() in SbiDebitCard");</w:t>
+            </w:r>
+            <w:r>
+              <w:rPr>
+                <w:sz w:val="16"/>
+                <w:szCs w:val="16"/>
+              </w:rPr>
+              <w:br/>
+              <w:t xml:space="preserve">    }</w:t>
+            </w:r>
+            <w:r>
+              <w:rPr>
+                <w:sz w:val="16"/>
+                <w:szCs w:val="16"/>
+              </w:rPr>
+              <w:br/>
+              <w:t xml:space="preserve">    public void cleanup() {</w:t>
+            </w:r>
+            <w:r>
+              <w:rPr>
+                <w:sz w:val="16"/>
+                <w:szCs w:val="16"/>
+              </w:rPr>
+              <w:br/>
+              <w:t xml:space="preserve">        </w:t>
+            </w:r>
+            <w:r>
+              <w:rPr>
+                <w:i/>
+                <w:iCs/>
+                <w:sz w:val="16"/>
+                <w:szCs w:val="16"/>
+              </w:rPr>
+              <w:t>// destruction logic</w:t>
+            </w:r>
+            <w:r>
+              <w:rPr>
+                <w:i/>
+                <w:iCs/>
+                <w:sz w:val="16"/>
+                <w:szCs w:val="16"/>
+              </w:rPr>
+              <w:br/>
+              <w:t xml:space="preserve">        </w:t>
+            </w:r>
+            <w:r>
+              <w:rPr>
+                <w:sz w:val="16"/>
+                <w:szCs w:val="16"/>
+              </w:rPr>
+              <w:t>System.</w:t>
+            </w:r>
+            <w:r>
+              <w:rPr>
+                <w:i/>
+                <w:iCs/>
+                <w:sz w:val="16"/>
+                <w:szCs w:val="16"/>
+              </w:rPr>
+              <w:t>out</w:t>
+            </w:r>
+            <w:r>
+              <w:rPr>
+                <w:sz w:val="16"/>
+                <w:szCs w:val="16"/>
+              </w:rPr>
+              <w:t>.println("cleanup() in SbiDebitCard");</w:t>
+            </w:r>
+            <w:r>
+              <w:rPr>
+                <w:sz w:val="16"/>
+                <w:szCs w:val="16"/>
+              </w:rPr>
+              <w:br/>
+              <w:t xml:space="preserve">    }</w:t>
+            </w:r>
+            <w:r>
+              <w:rPr>
+                <w:sz w:val="16"/>
+                <w:szCs w:val="16"/>
+              </w:rPr>
+              <w:br/>
+              <w:t>}</w:t>
+            </w:r>
+          </w:p>
+          <w:p>
+            <w:pPr>
+              <w:rPr>
+                <w:sz w:val="16"/>
+                <w:szCs w:val="16"/>
+              </w:rPr>
+            </w:pPr>
+          </w:p>
+        </w:tc>
+        <w:tc>
+          <w:tcPr>
+            <w:tcW w:w="3561" w:type="dxa"/>
+          </w:tcPr>
+          <w:p>
+            <w:pPr>
+              <w:rPr>
+                <w:sz w:val="16"/>
+                <w:szCs w:val="16"/>
+              </w:rPr>
+            </w:pPr>
+            <w:r>
+              <w:rPr>
+                <w:b/>
+                <w:bCs/>
+                <w:sz w:val="16"/>
+                <w:szCs w:val="16"/>
+                <w:highlight w:val="yellow"/>
+              </w:rPr>
+              <w:t>@Configuration</w:t>
+            </w:r>
+            <w:r>
+              <w:rPr>
+                <w:b/>
+                <w:bCs/>
+                <w:i/>
+                <w:iCs/>
+                <w:sz w:val="16"/>
+                <w:szCs w:val="16"/>
+                <w:highlight w:val="yellow"/>
+              </w:rPr>
+              <w:t>//</w:t>
+            </w:r>
+            <w:r>
+              <w:rPr>
+                <w:i/>
+                <w:iCs/>
+                <w:sz w:val="16"/>
+                <w:szCs w:val="16"/>
+              </w:rPr>
+              <w:t xml:space="preserve"> gving</w:t>
+            </w:r>
+            <w:r>
+              <w:rPr>
+                <w:i/>
+                <w:iCs/>
+                <w:sz w:val="16"/>
+                <w:szCs w:val="16"/>
+              </w:rPr>
+              <w:br/>
+            </w:r>
+            <w:r>
+              <w:rPr>
+                <w:sz w:val="16"/>
+                <w:szCs w:val="16"/>
+              </w:rPr>
+              <w:t>public class SbiDebitCardConfig {</w:t>
+            </w:r>
+            <w:r>
+              <w:rPr>
+                <w:sz w:val="16"/>
+                <w:szCs w:val="16"/>
+              </w:rPr>
+              <w:br/>
+            </w:r>
+            <w:r>
+              <w:rPr>
+                <w:sz w:val="16"/>
+                <w:szCs w:val="16"/>
+              </w:rPr>
+              <w:br/>
+              <w:t xml:space="preserve">    public SbiDebitCardConfig(){</w:t>
+            </w:r>
+            <w:r>
+              <w:rPr>
+                <w:sz w:val="16"/>
+                <w:szCs w:val="16"/>
+              </w:rPr>
+              <w:br/>
+              <w:t xml:space="preserve">        System.</w:t>
+            </w:r>
+            <w:r>
+              <w:rPr>
+                <w:i/>
+                <w:iCs/>
+                <w:sz w:val="16"/>
+                <w:szCs w:val="16"/>
+              </w:rPr>
+              <w:t>out</w:t>
+            </w:r>
+            <w:r>
+              <w:rPr>
+                <w:sz w:val="16"/>
+                <w:szCs w:val="16"/>
+              </w:rPr>
+              <w:t>.println("Ctr --&gt; SbiDebitCardConfig");</w:t>
+            </w:r>
+            <w:r>
+              <w:rPr>
+                <w:sz w:val="16"/>
+                <w:szCs w:val="16"/>
+              </w:rPr>
+              <w:br/>
+              <w:t xml:space="preserve">    }</w:t>
+            </w:r>
+            <w:r>
+              <w:rPr>
+                <w:sz w:val="16"/>
+                <w:szCs w:val="16"/>
+              </w:rPr>
+              <w:br/>
+            </w:r>
+            <w:r>
+              <w:rPr>
+                <w:sz w:val="16"/>
+                <w:szCs w:val="16"/>
+              </w:rPr>
+              <w:br/>
+            </w:r>
+            <w:r>
+              <w:rPr>
+                <w:b/>
+                <w:bCs/>
+                <w:sz w:val="16"/>
+                <w:szCs w:val="16"/>
+              </w:rPr>
+              <w:t xml:space="preserve">    </w:t>
+            </w:r>
+            <w:r>
+              <w:rPr>
+                <w:b/>
+                <w:bCs/>
+                <w:sz w:val="16"/>
+                <w:szCs w:val="16"/>
+                <w:highlight w:val="yellow"/>
+              </w:rPr>
+              <w:t>@Bean(initMethod = "init", destroyMethod = "cleanup")</w:t>
+            </w:r>
+            <w:r>
+              <w:rPr>
+                <w:sz w:val="16"/>
+                <w:szCs w:val="16"/>
+              </w:rPr>
+              <w:br/>
+              <w:t xml:space="preserve">    public SbiDebitCard m51(){</w:t>
+            </w:r>
+            <w:r>
+              <w:rPr>
+                <w:sz w:val="16"/>
+                <w:szCs w:val="16"/>
+              </w:rPr>
+              <w:br/>
+              <w:t xml:space="preserve">        return new SbiDebitCard();</w:t>
+            </w:r>
+            <w:r>
+              <w:rPr>
+                <w:sz w:val="16"/>
+                <w:szCs w:val="16"/>
+              </w:rPr>
+              <w:br/>
+              <w:t xml:space="preserve">    }</w:t>
+            </w:r>
+            <w:r>
+              <w:rPr>
+                <w:sz w:val="16"/>
+                <w:szCs w:val="16"/>
+              </w:rPr>
+              <w:br/>
+            </w:r>
+            <w:r>
+              <w:rPr>
+                <w:sz w:val="16"/>
+                <w:szCs w:val="16"/>
+              </w:rPr>
+              <w:br/>
+            </w:r>
+            <w:r>
+              <w:rPr>
+                <w:sz w:val="16"/>
+                <w:szCs w:val="16"/>
+              </w:rPr>
+              <w:br/>
+              <w:t>}</w:t>
+            </w:r>
+          </w:p>
+          <w:p>
+            <w:pPr>
+              <w:rPr>
+                <w:sz w:val="16"/>
+                <w:szCs w:val="16"/>
+              </w:rPr>
+            </w:pPr>
+          </w:p>
+        </w:tc>
+        <w:tc>
+          <w:tcPr>
+            <w:tcW w:w="3561" w:type="dxa"/>
+          </w:tcPr>
+          <w:p>
+            <w:pPr>
+              <w:rPr>
+                <w:sz w:val="16"/>
+                <w:szCs w:val="16"/>
+              </w:rPr>
+            </w:pPr>
+            <w:r>
+              <w:rPr>
+                <w:sz w:val="16"/>
+                <w:szCs w:val="16"/>
+              </w:rPr>
+              <w:t>public class App{</w:t>
+            </w:r>
+            <w:r>
+              <w:rPr>
+                <w:sz w:val="16"/>
+                <w:szCs w:val="16"/>
+              </w:rPr>
+              <w:br/>
+            </w:r>
+            <w:r>
+              <w:rPr>
+                <w:sz w:val="16"/>
+                <w:szCs w:val="16"/>
+              </w:rPr>
+              <w:br/>
+            </w:r>
+            <w:r>
+              <w:rPr>
+                <w:sz w:val="16"/>
+                <w:szCs w:val="16"/>
+              </w:rPr>
+              <w:br/>
+              <w:t xml:space="preserve">    public static void main(String[] args) {</w:t>
+            </w:r>
+            <w:r>
+              <w:rPr>
+                <w:sz w:val="16"/>
+                <w:szCs w:val="16"/>
+              </w:rPr>
+              <w:br/>
+              <w:t xml:space="preserve">       AnnotationConfigApplicationContext ctx</w:t>
+            </w:r>
+            <w:r>
+              <w:rPr>
+                <w:sz w:val="16"/>
+                <w:szCs w:val="16"/>
+              </w:rPr>
+              <w:br/>
+              <w:t xml:space="preserve">             = new AnnotationConfigApplicationContext( SbiCreditCardConfig.class);</w:t>
+            </w:r>
+            <w:r>
+              <w:rPr>
+                <w:sz w:val="16"/>
+                <w:szCs w:val="16"/>
+              </w:rPr>
+              <w:br/>
+              <w:t xml:space="preserve">       SbiDebitCard cardRef = ctx.getBean(SbiDebitCard.class);</w:t>
+            </w:r>
+            <w:r>
+              <w:rPr>
+                <w:sz w:val="16"/>
+                <w:szCs w:val="16"/>
+              </w:rPr>
+              <w:br/>
+              <w:t xml:space="preserve">       cardRef.limit();</w:t>
+            </w:r>
+            <w:r>
+              <w:rPr>
+                <w:sz w:val="16"/>
+                <w:szCs w:val="16"/>
+              </w:rPr>
+              <w:br/>
+            </w:r>
+            <w:r>
+              <w:rPr>
+                <w:b/>
+                <w:bCs/>
+                <w:sz w:val="16"/>
+                <w:szCs w:val="16"/>
+              </w:rPr>
+              <w:t xml:space="preserve">       </w:t>
+            </w:r>
+            <w:r>
+              <w:rPr>
+                <w:b/>
+                <w:bCs/>
+                <w:sz w:val="16"/>
+                <w:szCs w:val="16"/>
+                <w:highlight w:val="yellow"/>
+              </w:rPr>
+              <w:t>ctx.registerShutdownHook();</w:t>
+            </w:r>
+            <w:r>
+              <w:rPr>
+                <w:b/>
+                <w:bCs/>
+                <w:sz w:val="16"/>
+                <w:szCs w:val="16"/>
+              </w:rPr>
+              <w:t>// to call destroy method.</w:t>
+            </w:r>
+            <w:r>
+              <w:rPr>
+                <w:sz w:val="16"/>
+                <w:szCs w:val="16"/>
+              </w:rPr>
+              <w:br/>
+            </w:r>
+            <w:r>
+              <w:rPr>
+                <w:sz w:val="16"/>
+                <w:szCs w:val="16"/>
+              </w:rPr>
+              <w:br/>
+            </w:r>
+            <w:r>
+              <w:rPr>
+                <w:sz w:val="16"/>
+                <w:szCs w:val="16"/>
+              </w:rPr>
+              <w:br/>
+              <w:t xml:space="preserve">    }</w:t>
+            </w:r>
+            <w:r>
+              <w:rPr>
+                <w:sz w:val="16"/>
+                <w:szCs w:val="16"/>
+              </w:rPr>
+              <w:br/>
+            </w:r>
+            <w:r>
+              <w:rPr>
+                <w:sz w:val="16"/>
+                <w:szCs w:val="16"/>
+              </w:rPr>
+              <w:br/>
+            </w:r>
+            <w:r>
+              <w:rPr>
+                <w:sz w:val="16"/>
+                <w:szCs w:val="16"/>
+              </w:rPr>
+              <w:br/>
+              <w:t>}</w:t>
+            </w:r>
+          </w:p>
+          <w:p>
+            <w:pPr>
+              <w:rPr>
+                <w:sz w:val="16"/>
+                <w:szCs w:val="16"/>
+              </w:rPr>
+            </w:pPr>
+          </w:p>
+        </w:tc>
+      </w:tr>
+    </w:tbl>
+    <w:p>
+      <w:pPr>
+        <w:spacing w:after="0" w:line="240" w:lineRule="auto"/>
+      </w:pPr>
+    </w:p>
+    <w:p>
+      <w:pPr>
+        <w:spacing w:after="0" w:line="240" w:lineRule="auto"/>
+      </w:pPr>
+    </w:p>
+    <w:p>
+      <w:pPr>
+        <w:spacing w:after="0" w:line="240" w:lineRule="auto"/>
+      </w:pPr>
+    </w:p>
+    <w:p>
+      <w:pPr>
+        <w:spacing w:after="0" w:line="240" w:lineRule="auto"/>
+      </w:pPr>
+    </w:p>
+    <w:p>
+      <w:pPr>
+        <w:spacing w:after="0" w:line="240" w:lineRule="auto"/>
+      </w:pPr>
+    </w:p>
+    <w:p>
+      <w:pPr>
+        <w:spacing w:after="0" w:line="240" w:lineRule="auto"/>
+      </w:pPr>
+      <w:r>
+        <w:t xml:space="preserve">Specifying </w:t>
+      </w:r>
+      <w:r>
+        <w:rPr>
+          <w:b/>
+          <w:bCs/>
+        </w:rPr>
+        <w:t>Bean Scope</w:t>
+      </w:r>
+      <w:r>
+        <w:t xml:space="preserve"> in Annotations:</w:t>
+      </w:r>
+      <w:r>
+        <w:t xml:space="preserve"> what is the bean object availability in IOC container? </w:t>
+      </w:r>
+    </w:p>
+    <w:p>
+      <w:pPr>
+        <w:spacing w:after="0" w:line="240" w:lineRule="auto"/>
+      </w:pPr>
+    </w:p>
+    <w:p>
+      <w:pPr>
+        <w:spacing w:after="0" w:line="240" w:lineRule="auto"/>
+        <w:rPr>
+          <w:b/>
+          <w:bCs/>
+        </w:rPr>
+      </w:pPr>
+      <w:r>
+        <w:rPr>
+          <w:b/>
+          <w:bCs/>
+          <w:highlight w:val="yellow"/>
+        </w:rPr>
+        <w:t>Spring default scope is “Singleton”.</w:t>
+      </w:r>
+    </w:p>
+    <w:p>
+      <w:pPr>
+        <w:spacing w:after="0" w:line="240" w:lineRule="auto"/>
+      </w:pPr>
+    </w:p>
+    <w:p>
+      <w:pPr>
+        <w:spacing w:after="0" w:line="240" w:lineRule="auto"/>
+      </w:pPr>
+      <w:r>
+        <w:drawing>
+          <wp:inline distT="0" distB="0" distL="0" distR="0" wp14:anchorId="43F68C58" wp14:editId="43F485C5">
+            <wp:extent cx="4122135" cy="2161896"/>
+            <wp:effectExtent l="0" t="0" r="0" b="0"/>
+            <wp:docPr id="735050657" name="Picture 1"/>
+            <wp:cNvGraphicFramePr>
+              <a:graphicFrameLocks xmlns:a="http://schemas.openxmlformats.org/drawingml/2006/main" noChangeAspect="1"/>
+            </wp:cNvGraphicFramePr>
+            <a:graphic xmlns:a="http://schemas.openxmlformats.org/drawingml/2006/main">
+              <a:graphicData uri="http://schemas.openxmlformats.org/drawingml/2006/picture">
+                <pic:pic xmlns:pic="http://schemas.openxmlformats.org/drawingml/2006/picture">
+                  <pic:nvPicPr>
+                    <pic:cNvPr id="735050657" name=""/>
+                    <pic:cNvPicPr/>
+                  </pic:nvPicPr>
+                  <pic:blipFill>
+                    <a:blip r:embed="rId13"/>
+                    <a:stretch>
+                      <a:fillRect/>
+                    </a:stretch>
+                  </pic:blipFill>
+                  <pic:spPr>
+                    <a:xfrm>
+                      <a:off x="0" y="0"/>
+                      <a:ext cx="4137927" cy="2170178"/>
+                    </a:xfrm>
+                    <a:prstGeom prst="rect">
+                      <a:avLst/>
+                    </a:prstGeom>
+                  </pic:spPr>
+                </pic:pic>
+              </a:graphicData>
+            </a:graphic>
+          </wp:inline>
+        </w:drawing>
+      </w:r>
+    </w:p>
+    <w:p>
+      <w:pPr>
+        <w:spacing w:after="0" w:line="240" w:lineRule="auto"/>
+      </w:pPr>
+    </w:p>
+    <w:tbl>
+      <w:tblPr>
+        <w:tblStyle w:val="TableGrid"/>
+        <w:tblW w:w="0" w:type="auto"/>
+        <w:tblLook w:val="04A0" w:firstRow="1" w:lastRow="0" w:firstColumn="1" w:lastColumn="0" w:noHBand="0" w:noVBand="1"/>
+      </w:tblPr>
+      <w:tblGrid>
+        <w:gridCol w:w="3560"/>
+        <w:gridCol w:w="3561"/>
+        <w:gridCol w:w="3561"/>
+      </w:tblGrid>
+      <w:tr>
+        <w:tc>
+          <w:tcPr>
+            <w:tcW w:w="3560" w:type="dxa"/>
+          </w:tcPr>
+          <w:p>
+            <w:pPr>
+              <w:rPr>
+                <w:sz w:val="16"/>
+                <w:szCs w:val="16"/>
+              </w:rPr>
+            </w:pPr>
+          </w:p>
+        </w:tc>
+        <w:tc>
+          <w:tcPr>
+            <w:tcW w:w="3561" w:type="dxa"/>
+          </w:tcPr>
+          <w:p>
+            <w:pPr>
+              <w:rPr>
+                <w:sz w:val="16"/>
+                <w:szCs w:val="16"/>
+              </w:rPr>
+            </w:pPr>
+          </w:p>
+        </w:tc>
+        <w:tc>
+          <w:tcPr>
+            <w:tcW w:w="3561" w:type="dxa"/>
+          </w:tcPr>
+          <w:p>
+            <w:pPr>
+              <w:rPr>
+                <w:sz w:val="16"/>
+                <w:szCs w:val="16"/>
+              </w:rPr>
+            </w:pPr>
+          </w:p>
+        </w:tc>
+      </w:tr>
+      <w:tr>
+        <w:tc>
+          <w:tcPr>
+            <w:tcW w:w="3560" w:type="dxa"/>
+          </w:tcPr>
+          <w:p>
+            <w:pPr>
+              <w:rPr>
+                <w:sz w:val="16"/>
+                <w:szCs w:val="16"/>
+              </w:rPr>
+            </w:pPr>
+            <w:r>
+              <w:rPr>
+                <w:sz w:val="16"/>
+                <w:szCs w:val="16"/>
+              </w:rPr>
+              <w:t>public class SbiDebitCard {</w:t>
+            </w:r>
+            <w:r>
+              <w:rPr>
+                <w:sz w:val="16"/>
+                <w:szCs w:val="16"/>
+              </w:rPr>
+              <w:br/>
+              <w:t xml:space="preserve">    public void limit(){</w:t>
+            </w:r>
+            <w:r>
+              <w:rPr>
+                <w:sz w:val="16"/>
+                <w:szCs w:val="16"/>
+              </w:rPr>
+              <w:br/>
+              <w:t xml:space="preserve">        System.</w:t>
+            </w:r>
+            <w:r>
+              <w:rPr>
+                <w:i/>
+                <w:iCs/>
+                <w:sz w:val="16"/>
+                <w:szCs w:val="16"/>
+              </w:rPr>
+              <w:t>out</w:t>
+            </w:r>
+            <w:r>
+              <w:rPr>
+                <w:sz w:val="16"/>
+                <w:szCs w:val="16"/>
+              </w:rPr>
+              <w:t>.println("DebitCard Limit is 5Laks");</w:t>
+            </w:r>
+            <w:r>
+              <w:rPr>
+                <w:sz w:val="16"/>
+                <w:szCs w:val="16"/>
+              </w:rPr>
+              <w:br/>
+              <w:t xml:space="preserve">    }</w:t>
+            </w:r>
+            <w:r>
+              <w:rPr>
+                <w:sz w:val="16"/>
+                <w:szCs w:val="16"/>
+              </w:rPr>
+              <w:br/>
+              <w:t xml:space="preserve">    public void dueAmount(){</w:t>
+            </w:r>
+            <w:r>
+              <w:rPr>
+                <w:sz w:val="16"/>
+                <w:szCs w:val="16"/>
+              </w:rPr>
+              <w:br/>
+              <w:t xml:space="preserve">        System.</w:t>
+            </w:r>
+            <w:r>
+              <w:rPr>
+                <w:i/>
+                <w:iCs/>
+                <w:sz w:val="16"/>
+                <w:szCs w:val="16"/>
+              </w:rPr>
+              <w:t>out</w:t>
+            </w:r>
+            <w:r>
+              <w:rPr>
+                <w:sz w:val="16"/>
+                <w:szCs w:val="16"/>
+              </w:rPr>
+              <w:t>.println("DebitCard Due amount is: 2Laks");</w:t>
+            </w:r>
+            <w:r>
+              <w:rPr>
+                <w:sz w:val="16"/>
+                <w:szCs w:val="16"/>
+              </w:rPr>
+              <w:br/>
+              <w:t xml:space="preserve">    }</w:t>
+            </w:r>
+            <w:r>
+              <w:rPr>
+                <w:sz w:val="16"/>
+                <w:szCs w:val="16"/>
+              </w:rPr>
+              <w:br/>
+              <w:t xml:space="preserve">    public void init() {</w:t>
+            </w:r>
+            <w:r>
+              <w:rPr>
+                <w:sz w:val="16"/>
+                <w:szCs w:val="16"/>
+              </w:rPr>
+              <w:br/>
+              <w:t xml:space="preserve">        </w:t>
+            </w:r>
+            <w:r>
+              <w:rPr>
+                <w:i/>
+                <w:iCs/>
+                <w:sz w:val="16"/>
+                <w:szCs w:val="16"/>
+              </w:rPr>
+              <w:t>// initialization logic</w:t>
+            </w:r>
+            <w:r>
+              <w:rPr>
+                <w:i/>
+                <w:iCs/>
+                <w:sz w:val="16"/>
+                <w:szCs w:val="16"/>
+              </w:rPr>
+              <w:br/>
+              <w:t xml:space="preserve">        </w:t>
+            </w:r>
+            <w:r>
+              <w:rPr>
+                <w:sz w:val="16"/>
+                <w:szCs w:val="16"/>
+              </w:rPr>
+              <w:t>System.</w:t>
+            </w:r>
+            <w:r>
+              <w:rPr>
+                <w:i/>
+                <w:iCs/>
+                <w:sz w:val="16"/>
+                <w:szCs w:val="16"/>
+              </w:rPr>
+              <w:t>out</w:t>
+            </w:r>
+            <w:r>
+              <w:rPr>
+                <w:sz w:val="16"/>
+                <w:szCs w:val="16"/>
+              </w:rPr>
+              <w:t>.println("init() in SbiDebitCard");</w:t>
+            </w:r>
+            <w:r>
+              <w:rPr>
+                <w:sz w:val="16"/>
+                <w:szCs w:val="16"/>
+              </w:rPr>
+              <w:br/>
+              <w:t xml:space="preserve">    }</w:t>
+            </w:r>
+            <w:r>
+              <w:rPr>
+                <w:sz w:val="16"/>
+                <w:szCs w:val="16"/>
+              </w:rPr>
+              <w:br/>
+              <w:t xml:space="preserve">    public void cleanup() {</w:t>
+            </w:r>
+            <w:r>
+              <w:rPr>
+                <w:sz w:val="16"/>
+                <w:szCs w:val="16"/>
+              </w:rPr>
+              <w:br/>
+              <w:t xml:space="preserve">        </w:t>
+            </w:r>
+            <w:r>
+              <w:rPr>
+                <w:i/>
+                <w:iCs/>
+                <w:sz w:val="16"/>
+                <w:szCs w:val="16"/>
+              </w:rPr>
+              <w:t>// destruction logic</w:t>
+            </w:r>
+            <w:r>
+              <w:rPr>
+                <w:i/>
+                <w:iCs/>
+                <w:sz w:val="16"/>
+                <w:szCs w:val="16"/>
+              </w:rPr>
+              <w:br/>
+              <w:t xml:space="preserve">        </w:t>
+            </w:r>
+            <w:r>
+              <w:rPr>
+                <w:sz w:val="16"/>
+                <w:szCs w:val="16"/>
+              </w:rPr>
+              <w:t>System.</w:t>
+            </w:r>
+            <w:r>
+              <w:rPr>
+                <w:i/>
+                <w:iCs/>
+                <w:sz w:val="16"/>
+                <w:szCs w:val="16"/>
+              </w:rPr>
+              <w:t>out</w:t>
+            </w:r>
+            <w:r>
+              <w:rPr>
+                <w:sz w:val="16"/>
+                <w:szCs w:val="16"/>
+              </w:rPr>
+              <w:t>.println("cleanup() in SbiDebitCard");</w:t>
+            </w:r>
+            <w:r>
+              <w:rPr>
+                <w:sz w:val="16"/>
+                <w:szCs w:val="16"/>
+              </w:rPr>
+              <w:br/>
+              <w:t xml:space="preserve">    }</w:t>
+            </w:r>
+            <w:r>
+              <w:rPr>
+                <w:sz w:val="16"/>
+                <w:szCs w:val="16"/>
+              </w:rPr>
+              <w:br/>
+              <w:t>}</w:t>
+            </w:r>
+          </w:p>
+          <w:p>
+            <w:pPr>
+              <w:rPr>
+                <w:sz w:val="16"/>
+                <w:szCs w:val="16"/>
+              </w:rPr>
+            </w:pPr>
+          </w:p>
+        </w:tc>
+        <w:tc>
+          <w:tcPr>
+            <w:tcW w:w="3561" w:type="dxa"/>
+          </w:tcPr>
+          <w:p>
+            <w:pPr>
+              <w:rPr>
+                <w:sz w:val="16"/>
+                <w:szCs w:val="16"/>
+              </w:rPr>
+            </w:pPr>
+            <w:r>
+              <w:rPr>
+                <w:sz w:val="16"/>
+                <w:szCs w:val="16"/>
+              </w:rPr>
+              <w:t>@Configuration</w:t>
+            </w:r>
+            <w:r>
+              <w:rPr>
+                <w:i/>
+                <w:iCs/>
+                <w:sz w:val="16"/>
+                <w:szCs w:val="16"/>
+              </w:rPr>
+              <w:t>// gving</w:t>
+            </w:r>
+            <w:r>
+              <w:rPr>
+                <w:i/>
+                <w:iCs/>
+                <w:sz w:val="16"/>
+                <w:szCs w:val="16"/>
+              </w:rPr>
+              <w:br/>
+            </w:r>
+            <w:r>
+              <w:rPr>
+                <w:sz w:val="16"/>
+                <w:szCs w:val="16"/>
+              </w:rPr>
+              <w:t>public class SbiDebitCardConfig {</w:t>
+            </w:r>
+            <w:r>
+              <w:rPr>
+                <w:sz w:val="16"/>
+                <w:szCs w:val="16"/>
+              </w:rPr>
+              <w:br/>
+              <w:t xml:space="preserve">    public SbiDebitCardConfig(){</w:t>
+            </w:r>
+            <w:r>
+              <w:rPr>
+                <w:sz w:val="16"/>
+                <w:szCs w:val="16"/>
+              </w:rPr>
+              <w:br/>
+              <w:t xml:space="preserve">        System.</w:t>
+            </w:r>
+            <w:r>
+              <w:rPr>
+                <w:i/>
+                <w:iCs/>
+                <w:sz w:val="16"/>
+                <w:szCs w:val="16"/>
+              </w:rPr>
+              <w:t>out</w:t>
+            </w:r>
+            <w:r>
+              <w:rPr>
+                <w:sz w:val="16"/>
+                <w:szCs w:val="16"/>
+              </w:rPr>
+              <w:t>.println("Ctr --&gt; SbiDebitCardConfig");</w:t>
+            </w:r>
+            <w:r>
+              <w:rPr>
+                <w:sz w:val="16"/>
+                <w:szCs w:val="16"/>
+              </w:rPr>
+              <w:br/>
+              <w:t xml:space="preserve">    }</w:t>
+            </w:r>
+            <w:r>
+              <w:rPr>
+                <w:sz w:val="16"/>
+                <w:szCs w:val="16"/>
+              </w:rPr>
+              <w:br/>
+              <w:t xml:space="preserve">    @Bean(initMethod = "init", destroyMethod = "cleanup")</w:t>
+            </w:r>
+            <w:r>
+              <w:rPr>
+                <w:sz w:val="16"/>
+                <w:szCs w:val="16"/>
+              </w:rPr>
+              <w:br/>
+              <w:t xml:space="preserve">    </w:t>
+            </w:r>
+            <w:r>
+              <w:rPr>
+                <w:b/>
+                <w:bCs/>
+                <w:sz w:val="16"/>
+                <w:szCs w:val="16"/>
+                <w:highlight w:val="yellow"/>
+              </w:rPr>
+              <w:t>@Scope("prototype")</w:t>
+            </w:r>
+            <w:r>
+              <w:rPr>
+                <w:sz w:val="16"/>
+                <w:szCs w:val="16"/>
+              </w:rPr>
+              <w:br/>
+              <w:t xml:space="preserve">    public SbiDebitCard m51(){</w:t>
+            </w:r>
+            <w:r>
+              <w:rPr>
+                <w:sz w:val="16"/>
+                <w:szCs w:val="16"/>
+              </w:rPr>
+              <w:br/>
+              <w:t xml:space="preserve">        return new SbiDebitCard();</w:t>
+            </w:r>
+            <w:r>
+              <w:rPr>
+                <w:sz w:val="16"/>
+                <w:szCs w:val="16"/>
+              </w:rPr>
+              <w:br/>
+              <w:t xml:space="preserve">    }</w:t>
+            </w:r>
+            <w:r>
+              <w:rPr>
+                <w:sz w:val="16"/>
+                <w:szCs w:val="16"/>
+              </w:rPr>
+              <w:br/>
+              <w:t>}</w:t>
+            </w:r>
+          </w:p>
+          <w:p>
+            <w:pPr>
+              <w:rPr>
+                <w:sz w:val="16"/>
+                <w:szCs w:val="16"/>
+              </w:rPr>
+            </w:pPr>
+          </w:p>
+        </w:tc>
+        <w:tc>
+          <w:tcPr>
+            <w:tcW w:w="3561" w:type="dxa"/>
+          </w:tcPr>
+          <w:p>
+            <w:pPr>
+              <w:rPr>
+                <w:sz w:val="16"/>
+                <w:szCs w:val="16"/>
+              </w:rPr>
+            </w:pPr>
+            <w:r>
+              <w:rPr>
+                <w:sz w:val="16"/>
+                <w:szCs w:val="16"/>
+              </w:rPr>
+              <w:t>public class App{</w:t>
+            </w:r>
+            <w:r>
+              <w:rPr>
+                <w:sz w:val="16"/>
+                <w:szCs w:val="16"/>
+              </w:rPr>
+              <w:br/>
+            </w:r>
+            <w:r>
+              <w:rPr>
+                <w:sz w:val="16"/>
+                <w:szCs w:val="16"/>
+              </w:rPr>
+              <w:br/>
+            </w:r>
+            <w:r>
+              <w:rPr>
+                <w:sz w:val="16"/>
+                <w:szCs w:val="16"/>
+              </w:rPr>
+              <w:br/>
+              <w:t xml:space="preserve">    public static void main(String[] args) {</w:t>
+            </w:r>
+            <w:r>
+              <w:rPr>
+                <w:sz w:val="16"/>
+                <w:szCs w:val="16"/>
+              </w:rPr>
+              <w:br/>
+              <w:t xml:space="preserve">       AnnotationConfigApplicationContext ctx</w:t>
+            </w:r>
+            <w:r>
+              <w:rPr>
+                <w:sz w:val="16"/>
+                <w:szCs w:val="16"/>
+              </w:rPr>
+              <w:br/>
+              <w:t xml:space="preserve">             = new AnnotationConfigApplicationContext( SbiDebitCardConfig.class);</w:t>
+            </w:r>
+            <w:r>
+              <w:rPr>
+                <w:sz w:val="16"/>
+                <w:szCs w:val="16"/>
+              </w:rPr>
+              <w:br/>
+              <w:t xml:space="preserve">       SbiDebitCard cardRef = </w:t>
+            </w:r>
+            <w:r>
+              <w:rPr>
+                <w:b/>
+                <w:bCs/>
+                <w:sz w:val="16"/>
+                <w:szCs w:val="16"/>
+                <w:highlight w:val="yellow"/>
+              </w:rPr>
+              <w:t>ctx.getBean(SbiDebitCard.class);</w:t>
+            </w:r>
+            <w:r>
+              <w:rPr>
+                <w:sz w:val="16"/>
+                <w:szCs w:val="16"/>
+              </w:rPr>
+              <w:br/>
+              <w:t xml:space="preserve">       System.</w:t>
+            </w:r>
+            <w:r>
+              <w:rPr>
+                <w:i/>
+                <w:iCs/>
+                <w:sz w:val="16"/>
+                <w:szCs w:val="16"/>
+              </w:rPr>
+              <w:t>out</w:t>
+            </w:r>
+            <w:r>
+              <w:rPr>
+                <w:sz w:val="16"/>
+                <w:szCs w:val="16"/>
+              </w:rPr>
+              <w:t>.println(cardRef);</w:t>
+            </w:r>
+            <w:r>
+              <w:rPr>
+                <w:sz w:val="16"/>
+                <w:szCs w:val="16"/>
+              </w:rPr>
+              <w:br/>
+            </w:r>
+            <w:r>
+              <w:rPr>
+                <w:sz w:val="16"/>
+                <w:szCs w:val="16"/>
+              </w:rPr>
+              <w:br/>
+              <w:t xml:space="preserve">       SbiDebitCard cardRef2 = </w:t>
+            </w:r>
+            <w:r>
+              <w:rPr>
+                <w:b/>
+                <w:bCs/>
+                <w:sz w:val="16"/>
+                <w:szCs w:val="16"/>
+                <w:highlight w:val="yellow"/>
+              </w:rPr>
+              <w:t>ctx.getBean(SbiDebitCard.class);</w:t>
+            </w:r>
+            <w:r>
+              <w:rPr>
+                <w:sz w:val="16"/>
+                <w:szCs w:val="16"/>
+              </w:rPr>
+              <w:br/>
+              <w:t xml:space="preserve">       System.</w:t>
+            </w:r>
+            <w:r>
+              <w:rPr>
+                <w:i/>
+                <w:iCs/>
+                <w:sz w:val="16"/>
+                <w:szCs w:val="16"/>
+              </w:rPr>
+              <w:t>out</w:t>
+            </w:r>
+            <w:r>
+              <w:rPr>
+                <w:sz w:val="16"/>
+                <w:szCs w:val="16"/>
+              </w:rPr>
+              <w:t>.println(cardRef2);</w:t>
+            </w:r>
+            <w:r>
+              <w:rPr>
+                <w:sz w:val="16"/>
+                <w:szCs w:val="16"/>
+              </w:rPr>
+              <w:br/>
+            </w:r>
+            <w:r>
+              <w:rPr>
+                <w:sz w:val="16"/>
+                <w:szCs w:val="16"/>
+              </w:rPr>
+              <w:br/>
+              <w:t xml:space="preserve">       SbiDebitCard cardRef3 = </w:t>
+            </w:r>
+            <w:r>
+              <w:rPr>
+                <w:b/>
+                <w:bCs/>
+                <w:sz w:val="16"/>
+                <w:szCs w:val="16"/>
+                <w:highlight w:val="yellow"/>
+              </w:rPr>
+              <w:t>ctx.getBean(SbiDebitCard.class);</w:t>
+            </w:r>
+            <w:r>
+              <w:rPr>
+                <w:sz w:val="16"/>
+                <w:szCs w:val="16"/>
+              </w:rPr>
+              <w:br/>
+              <w:t xml:space="preserve">       System.</w:t>
+            </w:r>
+            <w:r>
+              <w:rPr>
+                <w:i/>
+                <w:iCs/>
+                <w:sz w:val="16"/>
+                <w:szCs w:val="16"/>
+              </w:rPr>
+              <w:t>out</w:t>
+            </w:r>
+            <w:r>
+              <w:rPr>
+                <w:sz w:val="16"/>
+                <w:szCs w:val="16"/>
+              </w:rPr>
+              <w:t>.println(cardRef3);</w:t>
+            </w:r>
+            <w:r>
+              <w:rPr>
+                <w:sz w:val="16"/>
+                <w:szCs w:val="16"/>
+              </w:rPr>
+              <w:br/>
+            </w:r>
+            <w:r>
+              <w:rPr>
+                <w:sz w:val="16"/>
+                <w:szCs w:val="16"/>
+              </w:rPr>
+              <w:br/>
+              <w:t xml:space="preserve">       ctx.close();</w:t>
+            </w:r>
+            <w:r>
+              <w:rPr>
+                <w:sz w:val="16"/>
+                <w:szCs w:val="16"/>
+              </w:rPr>
+              <w:br/>
+              <w:t xml:space="preserve">    }</w:t>
+            </w:r>
+            <w:r>
+              <w:rPr>
+                <w:sz w:val="16"/>
+                <w:szCs w:val="16"/>
+              </w:rPr>
+              <w:br/>
+            </w:r>
+            <w:r>
+              <w:rPr>
+                <w:sz w:val="16"/>
+                <w:szCs w:val="16"/>
+              </w:rPr>
+              <w:br/>
+              <w:t>}</w:t>
+            </w:r>
+          </w:p>
+          <w:p>
+            <w:pPr>
+              <w:rPr>
+                <w:sz w:val="16"/>
+                <w:szCs w:val="16"/>
+              </w:rPr>
+            </w:pPr>
+          </w:p>
+        </w:tc>
+      </w:tr>
+    </w:tbl>
+    <w:p>
+      <w:pPr>
+        <w:spacing w:after="0" w:line="240" w:lineRule="auto"/>
+      </w:pPr>
+    </w:p>
+    <w:p>
+      <w:pPr>
+        <w:spacing w:after="0" w:line="240" w:lineRule="auto"/>
+      </w:pPr>
+    </w:p>
+    <w:p>
+      <w:pPr>
+        <w:spacing w:after="0" w:line="240" w:lineRule="auto"/>
+      </w:pPr>
+    </w:p>
+    <w:p>
+      <w:pPr>
+        <w:spacing w:after="0" w:line="240" w:lineRule="auto"/>
+      </w:pPr>
+      <w:r>
+        <w:t>After learning all core concepts of spring we can learn below topics.</w:t>
+      </w:r>
+    </w:p>
+    <w:p>
+      <w:pPr>
+        <w:spacing w:after="0" w:line="240" w:lineRule="auto"/>
+        <w:rPr>
+          <w:b/>
+          <w:bCs/>
+        </w:rPr>
+      </w:pPr>
+      <w:r>
+        <w:rPr>
+          <w:b/>
+          <w:bCs/>
+        </w:rPr>
+        <w:t>AOP with Spring Framework</w:t>
+      </w:r>
+      <w:r>
+        <w:rPr>
+          <w:b/>
+          <w:bCs/>
+        </w:rPr>
+        <w:t>:</w:t>
+      </w:r>
+    </w:p>
+    <w:p>
+      <w:pPr>
+        <w:spacing w:after="0" w:line="240" w:lineRule="auto"/>
+        <w:rPr>
+          <w:b/>
+          <w:bCs/>
+        </w:rPr>
+      </w:pPr>
+      <w:r>
+        <w:rPr>
+          <w:b/>
+          <w:bCs/>
+        </w:rPr>
+        <w:t>Spring - JDBC Framework</w:t>
+      </w:r>
+      <w:r>
+        <w:rPr>
+          <w:b/>
+          <w:bCs/>
+        </w:rPr>
+        <w:t>:</w:t>
+      </w:r>
+    </w:p>
+    <w:p>
+      <w:pPr>
+        <w:spacing w:after="0" w:line="240" w:lineRule="auto"/>
+        <w:rPr>
+          <w:b/>
+          <w:bCs/>
+        </w:rPr>
+      </w:pPr>
+      <w:r>
+        <w:rPr>
+          <w:b/>
+          <w:bCs/>
+        </w:rPr>
+        <w:t>Spring - Transaction Management</w:t>
+      </w:r>
+      <w:r>
+        <w:rPr>
+          <w:b/>
+          <w:bCs/>
+        </w:rPr>
+        <w:t>:</w:t>
+      </w:r>
+    </w:p>
+    <w:p>
+      <w:pPr>
+        <w:spacing w:after="0" w:line="240" w:lineRule="auto"/>
+        <w:rPr>
+          <w:b/>
+          <w:bCs/>
+        </w:rPr>
+      </w:pPr>
+      <w:r>
+        <w:rPr>
+          <w:b/>
+          <w:bCs/>
+        </w:rPr>
+        <w:t>Spring - Logging with Log4J</w:t>
+      </w:r>
+      <w:r>
+        <w:rPr>
+          <w:b/>
+          <w:bCs/>
+        </w:rPr>
+        <w:t>:</w:t>
+      </w:r>
+    </w:p>
+    <w:p>
+      <w:pPr>
+        <w:spacing w:after="0" w:line="240" w:lineRule="auto"/>
+        <w:rPr>
+          <w:b/>
+          <w:bCs/>
+        </w:rPr>
       </w:pPr>
     </w:p>
     <w:p>
@@ -3886,6 +6999,118 @@
     </w:lvl>
   </w:abstractNum>
   <w:abstractNum w:abstractNumId="1" w15:restartNumberingAfterBreak="0">
+    <w:nsid w:val="0B1314B2"/>
+    <w:multiLevelType w:val="hybridMultilevel"/>
+    <w:tmpl w:val="E868715A"/>
+    <w:lvl w:ilvl="0" w:tplc="9CE8FB8C">
+      <w:numFmt w:val="bullet"/>
+      <w:lvlText w:val=""/>
+      <w:lvlJc w:val="left"/>
+      <w:pPr>
+        <w:ind w:left="720" w:hanging="360"/>
+      </w:pPr>
+      <w:rPr>
+        <w:rFonts w:ascii="Wingdings" w:eastAsiaTheme="minorHAnsi" w:hAnsi="Wingdings" w:cstheme="minorBidi" w:hint="default"/>
+      </w:rPr>
+    </w:lvl>
+    <w:lvl w:ilvl="1" w:tplc="40090003" w:tentative="1">
+      <w:start w:val="1"/>
+      <w:numFmt w:val="bullet"/>
+      <w:lvlText w:val="o"/>
+      <w:lvlJc w:val="left"/>
+      <w:pPr>
+        <w:ind w:left="1440" w:hanging="360"/>
+      </w:pPr>
+      <w:rPr>
+        <w:rFonts w:ascii="Courier New" w:hAnsi="Courier New" w:cs="Courier New" w:hint="default"/>
+      </w:rPr>
+    </w:lvl>
+    <w:lvl w:ilvl="2" w:tplc="40090005" w:tentative="1">
+      <w:start w:val="1"/>
+      <w:numFmt w:val="bullet"/>
+      <w:lvlText w:val=""/>
+      <w:lvlJc w:val="left"/>
+      <w:pPr>
+        <w:ind w:left="2160" w:hanging="360"/>
+      </w:pPr>
+      <w:rPr>
+        <w:rFonts w:ascii="Wingdings" w:hAnsi="Wingdings" w:hint="default"/>
+      </w:rPr>
+    </w:lvl>
+    <w:lvl w:ilvl="3" w:tplc="40090001" w:tentative="1">
+      <w:start w:val="1"/>
+      <w:numFmt w:val="bullet"/>
+      <w:lvlText w:val=""/>
+      <w:lvlJc w:val="left"/>
+      <w:pPr>
+        <w:ind w:left="2880" w:hanging="360"/>
+      </w:pPr>
+      <w:rPr>
+        <w:rFonts w:ascii="Symbol" w:hAnsi="Symbol" w:hint="default"/>
+      </w:rPr>
+    </w:lvl>
+    <w:lvl w:ilvl="4" w:tplc="40090003" w:tentative="1">
+      <w:start w:val="1"/>
+      <w:numFmt w:val="bullet"/>
+      <w:lvlText w:val="o"/>
+      <w:lvlJc w:val="left"/>
+      <w:pPr>
+        <w:ind w:left="3600" w:hanging="360"/>
+      </w:pPr>
+      <w:rPr>
+        <w:rFonts w:ascii="Courier New" w:hAnsi="Courier New" w:cs="Courier New" w:hint="default"/>
+      </w:rPr>
+    </w:lvl>
+    <w:lvl w:ilvl="5" w:tplc="40090005" w:tentative="1">
+      <w:start w:val="1"/>
+      <w:numFmt w:val="bullet"/>
+      <w:lvlText w:val=""/>
+      <w:lvlJc w:val="left"/>
+      <w:pPr>
+        <w:ind w:left="4320" w:hanging="360"/>
+      </w:pPr>
+      <w:rPr>
+        <w:rFonts w:ascii="Wingdings" w:hAnsi="Wingdings" w:hint="default"/>
+      </w:rPr>
+    </w:lvl>
+    <w:lvl w:ilvl="6" w:tplc="40090001" w:tentative="1">
+      <w:start w:val="1"/>
+      <w:numFmt w:val="bullet"/>
+      <w:lvlText w:val=""/>
+      <w:lvlJc w:val="left"/>
+      <w:pPr>
+        <w:ind w:left="5040" w:hanging="360"/>
+      </w:pPr>
+      <w:rPr>
+        <w:rFonts w:ascii="Symbol" w:hAnsi="Symbol" w:hint="default"/>
+      </w:rPr>
+    </w:lvl>
+    <w:lvl w:ilvl="7" w:tplc="40090003" w:tentative="1">
+      <w:start w:val="1"/>
+      <w:numFmt w:val="bullet"/>
+      <w:lvlText w:val="o"/>
+      <w:lvlJc w:val="left"/>
+      <w:pPr>
+        <w:ind w:left="5760" w:hanging="360"/>
+      </w:pPr>
+      <w:rPr>
+        <w:rFonts w:ascii="Courier New" w:hAnsi="Courier New" w:cs="Courier New" w:hint="default"/>
+      </w:rPr>
+    </w:lvl>
+    <w:lvl w:ilvl="8" w:tplc="40090005" w:tentative="1">
+      <w:start w:val="1"/>
+      <w:numFmt w:val="bullet"/>
+      <w:lvlText w:val=""/>
+      <w:lvlJc w:val="left"/>
+      <w:pPr>
+        <w:ind w:left="6480" w:hanging="360"/>
+      </w:pPr>
+      <w:rPr>
+        <w:rFonts w:ascii="Wingdings" w:hAnsi="Wingdings" w:hint="default"/>
+      </w:rPr>
+    </w:lvl>
+  </w:abstractNum>
+  <w:abstractNum w:abstractNumId="2" w15:restartNumberingAfterBreak="0">
     <w:nsid w:val="12C25B47"/>
     <w:multiLevelType w:val="multilevel"/>
     <w:tmpl w:val="0CCEA194"/>
@@ -4034,7 +7259,7 @@
       </w:rPr>
     </w:lvl>
   </w:abstractNum>
-  <w:abstractNum w:abstractNumId="2" w15:restartNumberingAfterBreak="0">
+  <w:abstractNum w:abstractNumId="3" w15:restartNumberingAfterBreak="0">
     <w:nsid w:val="12E93220"/>
     <w:multiLevelType w:val="hybridMultilevel"/>
     <w:tmpl w:val="4D74AAA8"/>
@@ -4123,7 +7348,7 @@
       </w:pPr>
     </w:lvl>
   </w:abstractNum>
-  <w:abstractNum w:abstractNumId="3" w15:restartNumberingAfterBreak="0">
+  <w:abstractNum w:abstractNumId="4" w15:restartNumberingAfterBreak="0">
     <w:nsid w:val="14D67C1A"/>
     <w:multiLevelType w:val="multilevel"/>
     <w:tmpl w:val="81340548"/>
@@ -4272,7 +7497,7 @@
       </w:rPr>
     </w:lvl>
   </w:abstractNum>
-  <w:abstractNum w:abstractNumId="4" w15:restartNumberingAfterBreak="0">
+  <w:abstractNum w:abstractNumId="5" w15:restartNumberingAfterBreak="0">
     <w:nsid w:val="1FB75CD1"/>
     <w:multiLevelType w:val="multilevel"/>
     <w:tmpl w:val="FFBEC392"/>
@@ -4421,7 +7646,7 @@
       </w:rPr>
     </w:lvl>
   </w:abstractNum>
-  <w:abstractNum w:abstractNumId="5" w15:restartNumberingAfterBreak="0">
+  <w:abstractNum w:abstractNumId="6" w15:restartNumberingAfterBreak="0">
     <w:nsid w:val="53FC2B8C"/>
     <w:multiLevelType w:val="multilevel"/>
     <w:tmpl w:val="BB121074"/>
@@ -4570,7 +7795,7 @@
       </w:rPr>
     </w:lvl>
   </w:abstractNum>
-  <w:abstractNum w:abstractNumId="6" w15:restartNumberingAfterBreak="0">
+  <w:abstractNum w:abstractNumId="7" w15:restartNumberingAfterBreak="0">
     <w:nsid w:val="5FAC1DFC"/>
     <w:multiLevelType w:val="hybridMultilevel"/>
     <w:tmpl w:val="3760B568"/>
@@ -4659,7 +7884,7 @@
       </w:pPr>
     </w:lvl>
   </w:abstractNum>
-  <w:abstractNum w:abstractNumId="7" w15:restartNumberingAfterBreak="0">
+  <w:abstractNum w:abstractNumId="8" w15:restartNumberingAfterBreak="0">
     <w:nsid w:val="6005624B"/>
     <w:multiLevelType w:val="multilevel"/>
     <w:tmpl w:val="672805AA"/>
@@ -4809,28 +8034,31 @@
     </w:lvl>
   </w:abstractNum>
   <w:num w:numId="1" w16cid:durableId="1884167833">
-    <w:abstractNumId w:val="6"/>
+    <w:abstractNumId w:val="7"/>
   </w:num>
   <w:num w:numId="2" w16cid:durableId="600917510">
     <w:abstractNumId w:val="0"/>
   </w:num>
   <w:num w:numId="3" w16cid:durableId="1950355999">
+    <w:abstractNumId w:val="4"/>
+  </w:num>
+  <w:num w:numId="4" w16cid:durableId="274560965">
+    <w:abstractNumId w:val="2"/>
+  </w:num>
+  <w:num w:numId="5" w16cid:durableId="461847038">
+    <w:abstractNumId w:val="5"/>
+  </w:num>
+  <w:num w:numId="6" w16cid:durableId="1553158280">
+    <w:abstractNumId w:val="8"/>
+  </w:num>
+  <w:num w:numId="7" w16cid:durableId="717439694">
     <w:abstractNumId w:val="3"/>
   </w:num>
-  <w:num w:numId="4" w16cid:durableId="274560965">
+  <w:num w:numId="8" w16cid:durableId="1266035321">
+    <w:abstractNumId w:val="6"/>
+  </w:num>
+  <w:num w:numId="9" w16cid:durableId="634607877">
     <w:abstractNumId w:val="1"/>
-  </w:num>
-  <w:num w:numId="5" w16cid:durableId="461847038">
-    <w:abstractNumId w:val="4"/>
-  </w:num>
-  <w:num w:numId="6" w16cid:durableId="1553158280">
-    <w:abstractNumId w:val="7"/>
-  </w:num>
-  <w:num w:numId="7" w16cid:durableId="717439694">
-    <w:abstractNumId w:val="2"/>
-  </w:num>
-  <w:num w:numId="8" w16cid:durableId="1266035321">
-    <w:abstractNumId w:val="5"/>
   </w:num>
 </w:numbering>
 </file>
@@ -5237,7 +8465,6 @@
   <w:style w:type="character" w:default="1" w:styleId="DefaultParagraphFont">
     <w:name w:val="Default Paragraph Font"/>
     <w:uiPriority w:val="1"/>
-    <w:semiHidden/>
     <w:unhideWhenUsed/>
   </w:style>
   <w:style w:type="table" w:default="1" w:styleId="TableNormal">

--- a/SB/Spring/Spring_10PM_2026.docx
+++ b/SB/Spring/Spring_10PM_2026.docx
@@ -4875,6 +4875,16 @@
         <w:t xml:space="preserve"> Annotation</w:t>
       </w:r>
     </w:p>
+    <w:p>
+      <w:pPr>
+        <w:spacing w:after="0" w:line="240" w:lineRule="auto"/>
+      </w:pPr>
+    </w:p>
+    <w:p>
+      <w:pPr>
+        <w:spacing w:after="0" w:line="240" w:lineRule="auto"/>
+      </w:pPr>
+    </w:p>
     <w:tbl>
       <w:tblPr>
         <w:tblStyle w:val="TableGrid"/>
@@ -4921,7 +4931,36 @@
               <w:t>@Scope</w:t>
             </w:r>
           </w:p>
-          <w:p/>
+          <w:p>
+            <w:r>
+              <w:t>@Component</w:t>
+            </w:r>
+          </w:p>
+          <w:p>
+            <w:r>
+              <w:t>@Autowired</w:t>
+            </w:r>
+          </w:p>
+          <w:p>
+            <w:r>
+              <w:t>@Qualifier</w:t>
+            </w:r>
+          </w:p>
+          <w:p>
+            <w:r>
+              <w:t>@Primary</w:t>
+            </w:r>
+          </w:p>
+          <w:p>
+            <w:r>
+              <w:t>@PostConstruct</w:t>
+            </w:r>
+          </w:p>
+          <w:p>
+            <w:r>
+              <w:t>@PreDestroy</w:t>
+            </w:r>
+          </w:p>
           <w:p/>
           <w:p/>
           <w:p/>
@@ -5225,7 +5264,15 @@
                 <w:sz w:val="16"/>
                 <w:szCs w:val="16"/>
               </w:rPr>
-              <w:t>.println("cleanup() in SbiDebitCard");</w:t>
+              <w:t xml:space="preserve">.println("cleanup() in </w:t>
+            </w:r>
+            <w:r>
+              <w:rPr>
+                <w:sz w:val="16"/>
+                <w:szCs w:val="16"/>
+              </w:rPr>
+              <w:lastRenderedPageBreak/>
+              <w:t>SbiDebitCard");</w:t>
             </w:r>
             <w:r>
               <w:rPr>
@@ -5272,6 +5319,7 @@
                 <w:szCs w:val="16"/>
                 <w:highlight w:val="yellow"/>
               </w:rPr>
+              <w:lastRenderedPageBreak/>
               <w:t>@Configuration</w:t>
             </w:r>
             <w:r>
@@ -5435,6 +5483,13 @@
                 <w:szCs w:val="16"/>
               </w:rPr>
               <w:br/>
+            </w:r>
+            <w:r>
+              <w:rPr>
+                <w:sz w:val="16"/>
+                <w:szCs w:val="16"/>
+              </w:rPr>
+              <w:lastRenderedPageBreak/>
               <w:t>}</w:t>
             </w:r>
           </w:p>
@@ -5463,6 +5518,7 @@
                 <w:sz w:val="16"/>
                 <w:szCs w:val="16"/>
               </w:rPr>
+              <w:lastRenderedPageBreak/>
               <w:t>public class App{</w:t>
             </w:r>
             <w:r>
@@ -5588,6 +5644,7 @@
                 <w:sz w:val="16"/>
                 <w:szCs w:val="16"/>
               </w:rPr>
+              <w:lastRenderedPageBreak/>
               <w:br/>
             </w:r>
             <w:r>
@@ -5688,6 +5745,9 @@
         <w:spacing w:after="0" w:line="240" w:lineRule="auto"/>
       </w:pPr>
       <w:r>
+        <w:rPr>
+          <w:noProof/>
+        </w:rPr>
         <w:drawing>
           <wp:inline distT="0" distB="0" distL="0" distR="0" wp14:anchorId="43F68C58" wp14:editId="43F485C5">
             <wp:extent cx="4122135" cy="2161896"/>
@@ -6631,31 +6691,164 @@
       <w:pPr>
         <w:spacing w:after="0" w:line="240" w:lineRule="auto"/>
       </w:pPr>
-    </w:p>
-    <w:p>
-      <w:pPr>
-        <w:spacing w:after="0" w:line="240" w:lineRule="auto"/>
-      </w:pPr>
-    </w:p>
-    <w:p>
-      <w:pPr>
-        <w:spacing w:after="0" w:line="240" w:lineRule="auto"/>
-      </w:pPr>
-    </w:p>
-    <w:p>
-      <w:pPr>
-        <w:spacing w:after="0" w:line="240" w:lineRule="auto"/>
-      </w:pPr>
-    </w:p>
-    <w:p>
-      <w:pPr>
-        <w:spacing w:after="0" w:line="240" w:lineRule="auto"/>
-      </w:pPr>
-    </w:p>
-    <w:p>
-      <w:pPr>
-        <w:spacing w:after="0" w:line="240" w:lineRule="auto"/>
-      </w:pPr>
+      <w:hyperlink r:id="rId14" w:history="1">
+        <w:r>
+          <w:rPr>
+            <w:rStyle w:val="Hyperlink"/>
+          </w:rPr>
+          <w:t>https://javaconceptoftheday.com/introduction-to-java-spring-framework/</w:t>
+        </w:r>
+      </w:hyperlink>
+      <w:r>
+        <w:t xml:space="preserve"> </w:t>
+      </w:r>
+    </w:p>
+    <w:p>
+      <w:pPr>
+        <w:spacing w:after="0" w:line="240" w:lineRule="auto"/>
+      </w:pPr>
+    </w:p>
+    <w:p>
+      <w:pPr>
+        <w:spacing w:after="0" w:line="240" w:lineRule="auto"/>
+      </w:pPr>
+    </w:p>
+    <w:p>
+      <w:pPr>
+        <w:spacing w:after="0" w:line="240" w:lineRule="auto"/>
+      </w:pPr>
+    </w:p>
+    <w:p>
+      <w:pPr>
+        <w:spacing w:after="0" w:line="240" w:lineRule="auto"/>
+      </w:pPr>
+      <w:hyperlink r:id="rId15" w:history="1">
+        <w:r>
+          <w:rPr>
+            <w:rStyle w:val="Hyperlink"/>
+          </w:rPr>
+          <w:t>https://javaconceptoftheday.com/spring-ioc-container/</w:t>
+        </w:r>
+      </w:hyperlink>
+      <w:r>
+        <w:t xml:space="preserve"> </w:t>
+      </w:r>
+    </w:p>
+    <w:p>
+      <w:pPr>
+        <w:spacing w:after="0" w:line="240" w:lineRule="auto"/>
+      </w:pPr>
+    </w:p>
+    <w:p>
+      <w:pPr>
+        <w:spacing w:after="0" w:line="240" w:lineRule="auto"/>
+      </w:pPr>
+      <w:r>
+        <w:t>practice below one:</w:t>
+      </w:r>
+    </w:p>
+    <w:p>
+      <w:pPr>
+        <w:spacing w:after="0" w:line="240" w:lineRule="auto"/>
+      </w:pPr>
+      <w:r>
+        <w:t xml:space="preserve">***** </w:t>
+      </w:r>
+      <w:hyperlink r:id="rId16" w:history="1">
+        <w:r>
+          <w:rPr>
+            <w:rStyle w:val="Hyperlink"/>
+          </w:rPr>
+          <w:t>https://javaconceptoftheday.com/spring-component-annotation-with-example/</w:t>
+        </w:r>
+      </w:hyperlink>
+      <w:r>
+        <w:t xml:space="preserve"> </w:t>
+      </w:r>
+    </w:p>
+    <w:p>
+      <w:pPr>
+        <w:spacing w:after="0" w:line="240" w:lineRule="auto"/>
+      </w:pPr>
+      <w:r>
+        <w:rPr>
+          <w:noProof/>
+        </w:rPr>
+        <w:drawing>
+          <wp:inline distT="0" distB="0" distL="0" distR="0" wp14:anchorId="6F5D7C06" wp14:editId="52F5FEA1">
+            <wp:extent cx="6645910" cy="2148205"/>
+            <wp:effectExtent l="0" t="0" r="2540" b="4445"/>
+            <wp:docPr id="133604979" name="Picture 1" descr="Spring @Autowired Annotation"/>
+            <wp:cNvGraphicFramePr>
+              <a:graphicFrameLocks xmlns:a="http://schemas.openxmlformats.org/drawingml/2006/main" noChangeAspect="1"/>
+            </wp:cNvGraphicFramePr>
+            <a:graphic xmlns:a="http://schemas.openxmlformats.org/drawingml/2006/main">
+              <a:graphicData uri="http://schemas.openxmlformats.org/drawingml/2006/picture">
+                <pic:pic xmlns:pic="http://schemas.openxmlformats.org/drawingml/2006/picture">
+                  <pic:nvPicPr>
+                    <pic:cNvPr id="0" name="Picture 1" descr="Spring @Autowired Annotation"/>
+                    <pic:cNvPicPr>
+                      <a:picLocks noChangeAspect="1" noChangeArrowheads="1"/>
+                    </pic:cNvPicPr>
+                  </pic:nvPicPr>
+                  <pic:blipFill>
+                    <a:blip r:embed="rId17">
+                      <a:extLst>
+                        <a:ext uri="{28A0092B-C50C-407E-A947-70E740481C1C}">
+                          <a14:useLocalDpi xmlns:a14="http://schemas.microsoft.com/office/drawing/2010/main" val="0"/>
+                        </a:ext>
+                      </a:extLst>
+                    </a:blip>
+                    <a:srcRect/>
+                    <a:stretch>
+                      <a:fillRect/>
+                    </a:stretch>
+                  </pic:blipFill>
+                  <pic:spPr bwMode="auto">
+                    <a:xfrm>
+                      <a:off x="0" y="0"/>
+                      <a:ext cx="6645910" cy="2148205"/>
+                    </a:xfrm>
+                    <a:prstGeom prst="rect">
+                      <a:avLst/>
+                    </a:prstGeom>
+                    <a:noFill/>
+                    <a:ln>
+                      <a:noFill/>
+                    </a:ln>
+                  </pic:spPr>
+                </pic:pic>
+              </a:graphicData>
+            </a:graphic>
+          </wp:inline>
+        </w:drawing>
+      </w:r>
+    </w:p>
+    <w:p>
+      <w:pPr>
+        <w:spacing w:after="0" w:line="240" w:lineRule="auto"/>
+      </w:pPr>
+    </w:p>
+    <w:p>
+      <w:pPr>
+        <w:spacing w:after="0" w:line="240" w:lineRule="auto"/>
+      </w:pPr>
+    </w:p>
+    <w:p>
+      <w:pPr>
+        <w:spacing w:after="0" w:line="240" w:lineRule="auto"/>
+        <w:rPr>
+          <w:b/>
+          <w:bCs/>
+        </w:rPr>
+      </w:pPr>
+      <w:r>
+        <w:rPr>
+          <w:b/>
+          <w:bCs/>
+        </w:rPr>
+        <w:t>@Primary</w:t>
+      </w:r>
     </w:p>
     <w:p>
       <w:pPr>
